--- a/Austausch/EPISODE 1 Projektplan.docx
+++ b/Austausch/EPISODE 1 Projektplan.docx
@@ -91,7 +91,7 @@
         </w:rPr>
       </w:pPr>
       <w:r>
-        <w:pict w14:anchorId="2D3E3DBC">
+        <w:pict w14:anchorId="6381181B">
           <v:rect id="Horizontal Line 178" o:spid="_x0000_s1125" alt="" style="width:453.6pt;height:.1pt;visibility:visible;mso-wrap-style:square;mso-width-percent:0;mso-height-percent:0;mso-left-percent:-10001;mso-top-percent:-10001;mso-position-horizontal:absolute;mso-position-horizontal-relative:char;mso-position-vertical:absolute;mso-position-vertical-relative:line;mso-width-percent:0;mso-height-percent:0;mso-left-percent:-10001;mso-top-percent:-10001;v-text-anchor:top" filled="f">
             <o:lock v:ext="edit" rotation="t" aspectratio="t" verticies="t" text="t" shapetype="t"/>
             <w10:anchorlock/>
@@ -159,7 +159,7 @@
         </w:rPr>
       </w:pPr>
       <w:r>
-        <w:pict w14:anchorId="1A178F50">
+        <w:pict w14:anchorId="729F8311">
           <v:rect id="Horizontal Line 179" o:spid="_x0000_s1124" alt="" style="width:453.6pt;height:.1pt;visibility:visible;mso-wrap-style:square;mso-width-percent:0;mso-height-percent:0;mso-left-percent:-10001;mso-top-percent:-10001;mso-position-horizontal:absolute;mso-position-horizontal-relative:char;mso-position-vertical:absolute;mso-position-vertical-relative:line;mso-width-percent:0;mso-height-percent:0;mso-left-percent:-10001;mso-top-percent:-10001;v-text-anchor:top" filled="f">
             <o:lock v:ext="edit" rotation="t" aspectratio="t" verticies="t" text="t" shapetype="t"/>
             <w10:anchorlock/>
@@ -327,7 +327,7 @@
         </w:rPr>
       </w:pPr>
       <w:r>
-        <w:pict w14:anchorId="37DCBA8E">
+        <w:pict w14:anchorId="4866F851">
           <v:rect id="Horizontal Line 180" o:spid="_x0000_s1123" alt="" style="width:453.6pt;height:.1pt;visibility:visible;mso-wrap-style:square;mso-width-percent:0;mso-height-percent:0;mso-left-percent:-10001;mso-top-percent:-10001;mso-position-horizontal:absolute;mso-position-horizontal-relative:char;mso-position-vertical:absolute;mso-position-vertical-relative:line;mso-width-percent:0;mso-height-percent:0;mso-left-percent:-10001;mso-top-percent:-10001;v-text-anchor:top" filled="f">
             <o:lock v:ext="edit" rotation="t" aspectratio="t" verticies="t" text="t" shapetype="t"/>
             <w10:anchorlock/>
@@ -455,7 +455,7 @@
         </w:rPr>
       </w:pPr>
       <w:r>
-        <w:pict w14:anchorId="11960B2C">
+        <w:pict w14:anchorId="681F1F62">
           <v:rect id="Horizontal Line 181" o:spid="_x0000_s1122" alt="" style="width:453.6pt;height:.1pt;visibility:visible;mso-wrap-style:square;mso-width-percent:0;mso-height-percent:0;mso-left-percent:-10001;mso-top-percent:-10001;mso-position-horizontal:absolute;mso-position-horizontal-relative:char;mso-position-vertical:absolute;mso-position-vertical-relative:line;mso-width-percent:0;mso-height-percent:0;mso-left-percent:-10001;mso-top-percent:-10001;v-text-anchor:top" filled="f">
             <o:lock v:ext="edit" rotation="t" aspectratio="t" verticies="t" text="t" shapetype="t"/>
             <w10:anchorlock/>
@@ -624,7 +624,7 @@
         </w:rPr>
       </w:pPr>
       <w:r>
-        <w:pict w14:anchorId="777257DC">
+        <w:pict w14:anchorId="46759496">
           <v:rect id="Horizontal Line 182" o:spid="_x0000_s1121" alt="" style="width:453.6pt;height:.1pt;visibility:visible;mso-wrap-style:square;mso-width-percent:0;mso-height-percent:0;mso-left-percent:-10001;mso-top-percent:-10001;mso-position-horizontal:absolute;mso-position-horizontal-relative:char;mso-position-vertical:absolute;mso-position-vertical-relative:line;mso-width-percent:0;mso-height-percent:0;mso-left-percent:-10001;mso-top-percent:-10001;v-text-anchor:top" filled="f">
             <o:lock v:ext="edit" rotation="t" aspectratio="t" verticies="t" text="t" shapetype="t"/>
             <w10:anchorlock/>
@@ -992,7 +992,7 @@
         </w:rPr>
       </w:pPr>
       <w:r>
-        <w:pict w14:anchorId="06BEE37C">
+        <w:pict w14:anchorId="3D6E98BF">
           <v:rect id="Horizontal Line 183" o:spid="_x0000_s1120" alt="" style="width:453.6pt;height:.1pt;visibility:visible;mso-wrap-style:square;mso-width-percent:0;mso-height-percent:0;mso-left-percent:-10001;mso-top-percent:-10001;mso-position-horizontal:absolute;mso-position-horizontal-relative:char;mso-position-vertical:absolute;mso-position-vertical-relative:line;mso-width-percent:0;mso-height-percent:0;mso-left-percent:-10001;mso-top-percent:-10001;v-text-anchor:top" filled="f">
             <o:lock v:ext="edit" rotation="t" aspectratio="t" verticies="t" text="t" shapetype="t"/>
             <w10:anchorlock/>
@@ -1181,7 +1181,7 @@
         </w:rPr>
       </w:pPr>
       <w:r>
-        <w:pict w14:anchorId="6DB31E4D">
+        <w:pict w14:anchorId="2627B9F6">
           <v:rect id="Horizontal Line 184" o:spid="_x0000_s1119" alt="" style="width:453.6pt;height:.1pt;visibility:visible;mso-wrap-style:square;mso-width-percent:0;mso-height-percent:0;mso-left-percent:-10001;mso-top-percent:-10001;mso-position-horizontal:absolute;mso-position-horizontal-relative:char;mso-position-vertical:absolute;mso-position-vertical-relative:line;mso-width-percent:0;mso-height-percent:0;mso-left-percent:-10001;mso-top-percent:-10001;v-text-anchor:top" filled="f">
             <o:lock v:ext="edit" rotation="t" aspectratio="t" verticies="t" text="t" shapetype="t"/>
             <w10:anchorlock/>
@@ -1349,7 +1349,7 @@
         </w:rPr>
       </w:pPr>
       <w:r>
-        <w:pict w14:anchorId="2958D305">
+        <w:pict w14:anchorId="57DF91C6">
           <v:rect id="Horizontal Line 185" o:spid="_x0000_s1118" alt="" style="width:453.6pt;height:.1pt;visibility:visible;mso-wrap-style:square;mso-width-percent:0;mso-height-percent:0;mso-left-percent:-10001;mso-top-percent:-10001;mso-position-horizontal:absolute;mso-position-horizontal-relative:char;mso-position-vertical:absolute;mso-position-vertical-relative:line;mso-width-percent:0;mso-height-percent:0;mso-left-percent:-10001;mso-top-percent:-10001;v-text-anchor:top" filled="f">
             <o:lock v:ext="edit" rotation="t" aspectratio="t" verticies="t" text="t" shapetype="t"/>
             <w10:anchorlock/>
@@ -1497,7 +1497,7 @@
         </w:rPr>
       </w:pPr>
       <w:r>
-        <w:pict w14:anchorId="35E2E570">
+        <w:pict w14:anchorId="1AA9BF1C">
           <v:rect id="Horizontal Line 186" o:spid="_x0000_s1117" alt="" style="width:453.6pt;height:.1pt;visibility:visible;mso-wrap-style:square;mso-width-percent:0;mso-height-percent:0;mso-left-percent:-10001;mso-top-percent:-10001;mso-position-horizontal:absolute;mso-position-horizontal-relative:char;mso-position-vertical:absolute;mso-position-vertical-relative:line;mso-width-percent:0;mso-height-percent:0;mso-left-percent:-10001;mso-top-percent:-10001;v-text-anchor:top" filled="f">
             <o:lock v:ext="edit" rotation="t" aspectratio="t" verticies="t" text="t" shapetype="t"/>
             <w10:anchorlock/>
@@ -2610,7 +2610,7 @@
         </w:rPr>
       </w:pPr>
       <w:r>
-        <w:pict w14:anchorId="643C6BD3">
+        <w:pict w14:anchorId="7E0C6BC0">
           <v:rect id="Horizontal Line 187" o:spid="_x0000_s1116" alt="" style="width:453.6pt;height:.1pt;visibility:visible;mso-wrap-style:square;mso-width-percent:0;mso-height-percent:0;mso-left-percent:-10001;mso-top-percent:-10001;mso-position-horizontal:absolute;mso-position-horizontal-relative:char;mso-position-vertical:absolute;mso-position-vertical-relative:line;mso-width-percent:0;mso-height-percent:0;mso-left-percent:-10001;mso-top-percent:-10001;v-text-anchor:top" filled="f">
             <o:lock v:ext="edit" rotation="t" aspectratio="t" verticies="t" text="t" shapetype="t"/>
             <w10:anchorlock/>
@@ -2778,7 +2778,7 @@
         </w:rPr>
       </w:pPr>
       <w:r>
-        <w:pict w14:anchorId="1B296B07">
+        <w:pict w14:anchorId="09CC1524">
           <v:rect id="Horizontal Line 188" o:spid="_x0000_s1115" alt="" style="width:453.6pt;height:.1pt;visibility:visible;mso-wrap-style:square;mso-width-percent:0;mso-height-percent:0;mso-left-percent:-10001;mso-top-percent:-10001;mso-position-horizontal:absolute;mso-position-horizontal-relative:char;mso-position-vertical:absolute;mso-position-vertical-relative:line;mso-width-percent:0;mso-height-percent:0;mso-left-percent:-10001;mso-top-percent:-10001;v-text-anchor:top" filled="f">
             <o:lock v:ext="edit" rotation="t" aspectratio="t" verticies="t" text="t" shapetype="t"/>
             <w10:anchorlock/>
@@ -3017,7 +3017,7 @@
         </w:rPr>
       </w:pPr>
       <w:r>
-        <w:pict w14:anchorId="4555E52B">
+        <w:pict w14:anchorId="64BC2B0C">
           <v:rect id="Horizontal Line 88" o:spid="_x0000_s1114" alt="" style="width:453.6pt;height:.1pt;visibility:visible;mso-wrap-style:square;mso-width-percent:0;mso-height-percent:0;mso-left-percent:-10001;mso-top-percent:-10001;mso-position-horizontal:absolute;mso-position-horizontal-relative:char;mso-position-vertical:absolute;mso-position-vertical-relative:line;mso-width-percent:0;mso-height-percent:0;mso-left-percent:-10001;mso-top-percent:-10001;v-text-anchor:top" filled="f">
             <o:lock v:ext="edit" rotation="t" aspectratio="t" verticies="t" text="t" shapetype="t"/>
             <w10:anchorlock/>
@@ -3157,7 +3157,7 @@
         </w:rPr>
       </w:pPr>
       <w:r>
-        <w:pict w14:anchorId="46BC4FAB">
+        <w:pict w14:anchorId="43A85444">
           <v:rect id="Horizontal Line 89" o:spid="_x0000_s1113" alt="" style="width:453.6pt;height:.1pt;visibility:visible;mso-wrap-style:square;mso-width-percent:0;mso-height-percent:0;mso-left-percent:-10001;mso-top-percent:-10001;mso-position-horizontal:absolute;mso-position-horizontal-relative:char;mso-position-vertical:absolute;mso-position-vertical-relative:line;mso-width-percent:0;mso-height-percent:0;mso-left-percent:-10001;mso-top-percent:-10001;v-text-anchor:top" filled="f">
             <o:lock v:ext="edit" rotation="t" aspectratio="t" verticies="t" text="t" shapetype="t"/>
             <w10:anchorlock/>
@@ -3493,7 +3493,7 @@
         </w:rPr>
       </w:pPr>
       <w:r>
-        <w:pict w14:anchorId="3448BBF6">
+        <w:pict w14:anchorId="72174BAE">
           <v:rect id="Horizontal Line 90" o:spid="_x0000_s1112" alt="" style="width:453.6pt;height:.1pt;visibility:visible;mso-wrap-style:square;mso-width-percent:0;mso-height-percent:0;mso-left-percent:-10001;mso-top-percent:-10001;mso-position-horizontal:absolute;mso-position-horizontal-relative:char;mso-position-vertical:absolute;mso-position-vertical-relative:line;mso-width-percent:0;mso-height-percent:0;mso-left-percent:-10001;mso-top-percent:-10001;v-text-anchor:top" filled="f">
             <o:lock v:ext="edit" rotation="t" aspectratio="t" verticies="t" text="t" shapetype="t"/>
             <w10:anchorlock/>
@@ -3641,7 +3641,7 @@
         </w:rPr>
       </w:pPr>
       <w:r>
-        <w:pict w14:anchorId="252B9E17">
+        <w:pict w14:anchorId="2650FEB3">
           <v:rect id="Horizontal Line 91" o:spid="_x0000_s1111" alt="" style="width:453.6pt;height:.1pt;visibility:visible;mso-wrap-style:square;mso-width-percent:0;mso-height-percent:0;mso-left-percent:-10001;mso-top-percent:-10001;mso-position-horizontal:absolute;mso-position-horizontal-relative:char;mso-position-vertical:absolute;mso-position-vertical-relative:line;mso-width-percent:0;mso-height-percent:0;mso-left-percent:-10001;mso-top-percent:-10001;v-text-anchor:top" filled="f">
             <o:lock v:ext="edit" rotation="t" aspectratio="t" verticies="t" text="t" shapetype="t"/>
             <w10:anchorlock/>
@@ -4142,7 +4142,7 @@
         </w:rPr>
       </w:pPr>
       <w:r>
-        <w:pict w14:anchorId="2CE6EAF8">
+        <w:pict w14:anchorId="4944BC64">
           <v:rect id="Horizontal Line 92" o:spid="_x0000_s1110" alt="" style="width:453.6pt;height:.1pt;visibility:visible;mso-wrap-style:square;mso-width-percent:0;mso-height-percent:0;mso-left-percent:-10001;mso-top-percent:-10001;mso-position-horizontal:absolute;mso-position-horizontal-relative:char;mso-position-vertical:absolute;mso-position-vertical-relative:line;mso-width-percent:0;mso-height-percent:0;mso-left-percent:-10001;mso-top-percent:-10001;v-text-anchor:top" filled="f">
             <o:lock v:ext="edit" rotation="t" aspectratio="t" verticies="t" text="t" shapetype="t"/>
             <w10:anchorlock/>
@@ -4352,7 +4352,7 @@
         </w:rPr>
       </w:pPr>
       <w:r>
-        <w:pict w14:anchorId="71C546DD">
+        <w:pict w14:anchorId="7B4FAF87">
           <v:rect id="Horizontal Line 93" o:spid="_x0000_s1109" alt="" style="width:453.6pt;height:.1pt;visibility:visible;mso-wrap-style:square;mso-width-percent:0;mso-height-percent:0;mso-left-percent:-10001;mso-top-percent:-10001;mso-position-horizontal:absolute;mso-position-horizontal-relative:char;mso-position-vertical:absolute;mso-position-vertical-relative:line;mso-width-percent:0;mso-height-percent:0;mso-left-percent:-10001;mso-top-percent:-10001;v-text-anchor:top" filled="f">
             <o:lock v:ext="edit" rotation="t" aspectratio="t" verticies="t" text="t" shapetype="t"/>
             <w10:anchorlock/>
@@ -4544,7 +4544,7 @@
         </w:rPr>
       </w:pPr>
       <w:r>
-        <w:pict w14:anchorId="6F68711C">
+        <w:pict w14:anchorId="5AC1A696">
           <v:rect id="Horizontal Line 94" o:spid="_x0000_s1108" alt="" style="width:453.6pt;height:.1pt;visibility:visible;mso-wrap-style:square;mso-width-percent:0;mso-height-percent:0;mso-left-percent:-10001;mso-top-percent:-10001;mso-position-horizontal:absolute;mso-position-horizontal-relative:char;mso-position-vertical:absolute;mso-position-vertical-relative:line;mso-width-percent:0;mso-height-percent:0;mso-left-percent:-10001;mso-top-percent:-10001;v-text-anchor:top" filled="f">
             <o:lock v:ext="edit" rotation="t" aspectratio="t" verticies="t" text="t" shapetype="t"/>
             <w10:anchorlock/>
@@ -4843,7 +4843,7 @@
         </w:rPr>
       </w:pPr>
       <w:r>
-        <w:pict w14:anchorId="2D3A4A9A">
+        <w:pict w14:anchorId="2BF30623">
           <v:rect id="Horizontal Line 95" o:spid="_x0000_s1107" alt="" style="width:453.6pt;height:.1pt;visibility:visible;mso-wrap-style:square;mso-width-percent:0;mso-height-percent:0;mso-left-percent:-10001;mso-top-percent:-10001;mso-position-horizontal:absolute;mso-position-horizontal-relative:char;mso-position-vertical:absolute;mso-position-vertical-relative:line;mso-width-percent:0;mso-height-percent:0;mso-left-percent:-10001;mso-top-percent:-10001;v-text-anchor:top" filled="f">
             <o:lock v:ext="edit" rotation="t" aspectratio="t" verticies="t" text="t" shapetype="t"/>
             <w10:anchorlock/>
@@ -5043,7 +5043,7 @@
         </w:rPr>
       </w:pPr>
       <w:r>
-        <w:pict w14:anchorId="6A4F2FD3">
+        <w:pict w14:anchorId="1ECF6D1E">
           <v:rect id="Horizontal Line 96" o:spid="_x0000_s1106" alt="" style="width:453.6pt;height:.1pt;visibility:visible;mso-wrap-style:square;mso-width-percent:0;mso-height-percent:0;mso-left-percent:-10001;mso-top-percent:-10001;mso-position-horizontal:absolute;mso-position-horizontal-relative:char;mso-position-vertical:absolute;mso-position-vertical-relative:line;mso-width-percent:0;mso-height-percent:0;mso-left-percent:-10001;mso-top-percent:-10001;v-text-anchor:top" filled="f">
             <o:lock v:ext="edit" rotation="t" aspectratio="t" verticies="t" text="t" shapetype="t"/>
             <w10:anchorlock/>
@@ -5290,7 +5290,7 @@
         </w:rPr>
       </w:pPr>
       <w:r>
-        <w:pict w14:anchorId="3B73B7BD">
+        <w:pict w14:anchorId="27126478">
           <v:rect id="Horizontal Line 97" o:spid="_x0000_s1105" alt="" style="width:453.6pt;height:.1pt;visibility:visible;mso-wrap-style:square;mso-width-percent:0;mso-height-percent:0;mso-left-percent:-10001;mso-top-percent:-10001;mso-position-horizontal:absolute;mso-position-horizontal-relative:char;mso-position-vertical:absolute;mso-position-vertical-relative:line;mso-width-percent:0;mso-height-percent:0;mso-left-percent:-10001;mso-top-percent:-10001;v-text-anchor:top" filled="f">
             <o:lock v:ext="edit" rotation="t" aspectratio="t" verticies="t" text="t" shapetype="t"/>
             <w10:anchorlock/>
@@ -5368,7 +5368,7 @@
         </w:rPr>
       </w:pPr>
       <w:r>
-        <w:pict w14:anchorId="524641E6">
+        <w:pict w14:anchorId="28CC9D77">
           <v:rect id="Horizontal Line 98" o:spid="_x0000_s1104" alt="" style="width:453.6pt;height:.1pt;visibility:visible;mso-wrap-style:square;mso-width-percent:0;mso-height-percent:0;mso-left-percent:-10001;mso-top-percent:-10001;mso-position-horizontal:absolute;mso-position-horizontal-relative:char;mso-position-vertical:absolute;mso-position-vertical-relative:line;mso-width-percent:0;mso-height-percent:0;mso-left-percent:-10001;mso-top-percent:-10001;v-text-anchor:top" filled="f">
             <o:lock v:ext="edit" rotation="t" aspectratio="t" verticies="t" text="t" shapetype="t"/>
             <w10:anchorlock/>
@@ -5962,7 +5962,7 @@
         </w:rPr>
       </w:pPr>
       <w:r>
-        <w:pict w14:anchorId="12A6ADFE">
+        <w:pict w14:anchorId="5FB6D796">
           <v:rect id="Horizontal Line 99" o:spid="_x0000_s1103" alt="" style="width:453.6pt;height:.1pt;visibility:visible;mso-wrap-style:square;mso-width-percent:0;mso-height-percent:0;mso-left-percent:-10001;mso-top-percent:-10001;mso-position-horizontal:absolute;mso-position-horizontal-relative:char;mso-position-vertical:absolute;mso-position-vertical-relative:line;mso-width-percent:0;mso-height-percent:0;mso-left-percent:-10001;mso-top-percent:-10001;v-text-anchor:top" filled="f">
             <o:lock v:ext="edit" rotation="t" aspectratio="t" verticies="t" text="t" shapetype="t"/>
             <w10:anchorlock/>
@@ -6141,7 +6141,7 @@
         </w:rPr>
       </w:pPr>
       <w:r>
-        <w:pict w14:anchorId="56557295">
+        <w:pict w14:anchorId="43FC44D3">
           <v:rect id="Horizontal Line 100" o:spid="_x0000_s1102" alt="" style="width:453.6pt;height:.1pt;visibility:visible;mso-wrap-style:square;mso-width-percent:0;mso-height-percent:0;mso-left-percent:-10001;mso-top-percent:-10001;mso-position-horizontal:absolute;mso-position-horizontal-relative:char;mso-position-vertical:absolute;mso-position-vertical-relative:line;mso-width-percent:0;mso-height-percent:0;mso-left-percent:-10001;mso-top-percent:-10001;v-text-anchor:top" filled="f">
             <o:lock v:ext="edit" rotation="t" aspectratio="t" verticies="t" text="t" shapetype="t"/>
             <w10:anchorlock/>
@@ -6291,7 +6291,7 @@
         </w:rPr>
       </w:pPr>
       <w:r>
-        <w:pict w14:anchorId="572BF71A">
+        <w:pict w14:anchorId="7473586C">
           <v:rect id="Horizontal Line 101" o:spid="_x0000_s1101" alt="" style="width:453.6pt;height:.1pt;visibility:visible;mso-wrap-style:square;mso-width-percent:0;mso-height-percent:0;mso-left-percent:-10001;mso-top-percent:-10001;mso-position-horizontal:absolute;mso-position-horizontal-relative:char;mso-position-vertical:absolute;mso-position-vertical-relative:line;mso-width-percent:0;mso-height-percent:0;mso-left-percent:-10001;mso-top-percent:-10001;v-text-anchor:top" filled="f">
             <o:lock v:ext="edit" rotation="t" aspectratio="t" verticies="t" text="t" shapetype="t"/>
             <w10:anchorlock/>
@@ -6421,7 +6421,7 @@
         </w:rPr>
       </w:pPr>
       <w:r>
-        <w:pict w14:anchorId="10968AF7">
+        <w:pict w14:anchorId="4BD54D11">
           <v:rect id="Horizontal Line 102" o:spid="_x0000_s1100" alt="" style="width:453.6pt;height:.1pt;visibility:visible;mso-wrap-style:square;mso-width-percent:0;mso-height-percent:0;mso-left-percent:-10001;mso-top-percent:-10001;mso-position-horizontal:absolute;mso-position-horizontal-relative:char;mso-position-vertical:absolute;mso-position-vertical-relative:line;mso-width-percent:0;mso-height-percent:0;mso-left-percent:-10001;mso-top-percent:-10001;v-text-anchor:top" filled="f">
             <o:lock v:ext="edit" rotation="t" aspectratio="t" verticies="t" text="t" shapetype="t"/>
             <w10:anchorlock/>
@@ -6573,7 +6573,7 @@
         </w:rPr>
       </w:pPr>
       <w:r>
-        <w:pict w14:anchorId="1553C461">
+        <w:pict w14:anchorId="77B4F4A1">
           <v:rect id="Horizontal Line 103" o:spid="_x0000_s1099" alt="" style="width:453.6pt;height:.1pt;visibility:visible;mso-wrap-style:square;mso-width-percent:0;mso-height-percent:0;mso-left-percent:-10001;mso-top-percent:-10001;mso-position-horizontal:absolute;mso-position-horizontal-relative:char;mso-position-vertical:absolute;mso-position-vertical-relative:line;mso-width-percent:0;mso-height-percent:0;mso-left-percent:-10001;mso-top-percent:-10001;v-text-anchor:top" filled="f">
             <o:lock v:ext="edit" rotation="t" aspectratio="t" verticies="t" text="t" shapetype="t"/>
             <w10:anchorlock/>
@@ -6703,7 +6703,7 @@
         </w:rPr>
       </w:pPr>
       <w:r>
-        <w:pict w14:anchorId="723D3301">
+        <w:pict w14:anchorId="13222D0A">
           <v:rect id="Horizontal Line 104" o:spid="_x0000_s1098" alt="" style="width:453.6pt;height:.1pt;visibility:visible;mso-wrap-style:square;mso-width-percent:0;mso-height-percent:0;mso-left-percent:-10001;mso-top-percent:-10001;mso-position-horizontal:absolute;mso-position-horizontal-relative:char;mso-position-vertical:absolute;mso-position-vertical-relative:line;mso-width-percent:0;mso-height-percent:0;mso-left-percent:-10001;mso-top-percent:-10001;v-text-anchor:top" filled="f">
             <o:lock v:ext="edit" rotation="t" aspectratio="t" verticies="t" text="t" shapetype="t"/>
             <w10:anchorlock/>
@@ -6813,7 +6813,7 @@
         </w:rPr>
       </w:pPr>
       <w:r>
-        <w:pict w14:anchorId="52F1538A">
+        <w:pict w14:anchorId="0B05A528">
           <v:rect id="Horizontal Line 105" o:spid="_x0000_s1097" alt="" style="width:453.6pt;height:.1pt;visibility:visible;mso-wrap-style:square;mso-width-percent:0;mso-height-percent:0;mso-left-percent:-10001;mso-top-percent:-10001;mso-position-horizontal:absolute;mso-position-horizontal-relative:char;mso-position-vertical:absolute;mso-position-vertical-relative:line;mso-width-percent:0;mso-height-percent:0;mso-left-percent:-10001;mso-top-percent:-10001;v-text-anchor:top" filled="f">
             <o:lock v:ext="edit" rotation="t" aspectratio="t" verticies="t" text="t" shapetype="t"/>
             <w10:anchorlock/>
@@ -7523,7 +7523,7 @@
         </w:rPr>
       </w:pPr>
       <w:r>
-        <w:pict w14:anchorId="3D7D9514">
+        <w:pict w14:anchorId="1D4F9BBE">
           <v:rect id="Horizontal Line 106" o:spid="_x0000_s1096" alt="" style="width:453.6pt;height:.1pt;visibility:visible;mso-wrap-style:square;mso-width-percent:0;mso-height-percent:0;mso-left-percent:-10001;mso-top-percent:-10001;mso-position-horizontal:absolute;mso-position-horizontal-relative:char;mso-position-vertical:absolute;mso-position-vertical-relative:line;mso-width-percent:0;mso-height-percent:0;mso-left-percent:-10001;mso-top-percent:-10001;v-text-anchor:top" filled="f">
             <o:lock v:ext="edit" rotation="t" aspectratio="t" verticies="t" text="t" shapetype="t"/>
             <w10:anchorlock/>
@@ -8672,7 +8672,7 @@
         </w:rPr>
       </w:pPr>
       <w:r>
-        <w:pict w14:anchorId="0814F0B6">
+        <w:pict w14:anchorId="6531618E">
           <v:rect id="Horizontal Line 107" o:spid="_x0000_s1095" alt="" style="width:453.6pt;height:.1pt;visibility:visible;mso-wrap-style:square;mso-width-percent:0;mso-height-percent:0;mso-left-percent:-10001;mso-top-percent:-10001;mso-position-horizontal:absolute;mso-position-horizontal-relative:char;mso-position-vertical:absolute;mso-position-vertical-relative:line;mso-width-percent:0;mso-height-percent:0;mso-left-percent:-10001;mso-top-percent:-10001;v-text-anchor:top" filled="f">
             <o:lock v:ext="edit" rotation="t" aspectratio="t" verticies="t" text="t" shapetype="t"/>
             <w10:anchorlock/>
@@ -8781,7 +8781,7 @@
         </w:rPr>
       </w:pPr>
       <w:r>
-        <w:pict w14:anchorId="1B5BAE0A">
+        <w:pict w14:anchorId="6113DABA">
           <v:rect id="Horizontal Line 108" o:spid="_x0000_s1094" alt="" style="width:453.6pt;height:.1pt;visibility:visible;mso-wrap-style:square;mso-width-percent:0;mso-height-percent:0;mso-left-percent:-10001;mso-top-percent:-10001;mso-position-horizontal:absolute;mso-position-horizontal-relative:char;mso-position-vertical:absolute;mso-position-vertical-relative:line;mso-width-percent:0;mso-height-percent:0;mso-left-percent:-10001;mso-top-percent:-10001;v-text-anchor:top" filled="f">
             <o:lock v:ext="edit" rotation="t" aspectratio="t" verticies="t" text="t" shapetype="t"/>
             <w10:anchorlock/>
@@ -8989,7 +8989,7 @@
         </w:rPr>
       </w:pPr>
       <w:r>
-        <w:pict w14:anchorId="61C84049">
+        <w:pict w14:anchorId="2745491C">
           <v:rect id="Horizontal Line 109" o:spid="_x0000_s1093" alt="" style="width:453.6pt;height:.1pt;visibility:visible;mso-wrap-style:square;mso-width-percent:0;mso-height-percent:0;mso-left-percent:-10001;mso-top-percent:-10001;mso-position-horizontal:absolute;mso-position-horizontal-relative:char;mso-position-vertical:absolute;mso-position-vertical-relative:line;mso-width-percent:0;mso-height-percent:0;mso-left-percent:-10001;mso-top-percent:-10001;v-text-anchor:top" filled="f">
             <o:lock v:ext="edit" rotation="t" aspectratio="t" verticies="t" text="t" shapetype="t"/>
             <w10:anchorlock/>
@@ -9370,7 +9370,7 @@
         </w:rPr>
       </w:pPr>
       <w:r>
-        <w:pict w14:anchorId="58318EF5">
+        <w:pict w14:anchorId="25E1F8A5">
           <v:rect id="Horizontal Line 110" o:spid="_x0000_s1092" alt="" style="width:453.6pt;height:.1pt;visibility:visible;mso-wrap-style:square;mso-width-percent:0;mso-height-percent:0;mso-left-percent:-10001;mso-top-percent:-10001;mso-position-horizontal:absolute;mso-position-horizontal-relative:char;mso-position-vertical:absolute;mso-position-vertical-relative:line;mso-width-percent:0;mso-height-percent:0;mso-left-percent:-10001;mso-top-percent:-10001;v-text-anchor:top" filled="f">
             <o:lock v:ext="edit" rotation="t" aspectratio="t" verticies="t" text="t" shapetype="t"/>
             <w10:anchorlock/>
@@ -9587,7 +9587,7 @@
         </w:rPr>
       </w:pPr>
       <w:r>
-        <w:pict w14:anchorId="777004F3">
+        <w:pict w14:anchorId="6685FF43">
           <v:rect id="Horizontal Line 111" o:spid="_x0000_s1091" alt="" style="width:453.6pt;height:.1pt;visibility:visible;mso-wrap-style:square;mso-width-percent:0;mso-height-percent:0;mso-left-percent:-10001;mso-top-percent:-10001;mso-position-horizontal:absolute;mso-position-horizontal-relative:char;mso-position-vertical:absolute;mso-position-vertical-relative:line;mso-width-percent:0;mso-height-percent:0;mso-left-percent:-10001;mso-top-percent:-10001;v-text-anchor:top" filled="f">
             <o:lock v:ext="edit" rotation="t" aspectratio="t" verticies="t" text="t" shapetype="t"/>
             <w10:anchorlock/>
@@ -9715,7 +9715,7 @@
         </w:rPr>
       </w:pPr>
       <w:r>
-        <w:pict w14:anchorId="25405499">
+        <w:pict w14:anchorId="57E6FCE8">
           <v:rect id="Horizontal Line 112" o:spid="_x0000_s1090" alt="" style="width:453.6pt;height:.1pt;visibility:visible;mso-wrap-style:square;mso-width-percent:0;mso-height-percent:0;mso-left-percent:-10001;mso-top-percent:-10001;mso-position-horizontal:absolute;mso-position-horizontal-relative:char;mso-position-vertical:absolute;mso-position-vertical-relative:line;mso-width-percent:0;mso-height-percent:0;mso-left-percent:-10001;mso-top-percent:-10001;v-text-anchor:top" filled="f">
             <o:lock v:ext="edit" rotation="t" aspectratio="t" verticies="t" text="t" shapetype="t"/>
             <w10:anchorlock/>
@@ -9864,7 +9864,7 @@
         </w:rPr>
       </w:pPr>
       <w:r>
-        <w:pict w14:anchorId="6A36BCAB">
+        <w:pict w14:anchorId="33F24E0E">
           <v:rect id="Horizontal Line 113" o:spid="_x0000_s1089" alt="" style="width:453.6pt;height:.1pt;visibility:visible;mso-wrap-style:square;mso-width-percent:0;mso-height-percent:0;mso-left-percent:-10001;mso-top-percent:-10001;mso-position-horizontal:absolute;mso-position-horizontal-relative:char;mso-position-vertical:absolute;mso-position-vertical-relative:line;mso-width-percent:0;mso-height-percent:0;mso-left-percent:-10001;mso-top-percent:-10001;v-text-anchor:top" filled="f">
             <o:lock v:ext="edit" rotation="t" aspectratio="t" verticies="t" text="t" shapetype="t"/>
             <w10:anchorlock/>
@@ -10012,7 +10012,7 @@
         </w:rPr>
       </w:pPr>
       <w:r>
-        <w:pict w14:anchorId="5DB511D3">
+        <w:pict w14:anchorId="13BDA635">
           <v:rect id="Horizontal Line 114" o:spid="_x0000_s1088" alt="" style="width:453.6pt;height:.1pt;visibility:visible;mso-wrap-style:square;mso-width-percent:0;mso-height-percent:0;mso-left-percent:-10001;mso-top-percent:-10001;mso-position-horizontal:absolute;mso-position-horizontal-relative:char;mso-position-vertical:absolute;mso-position-vertical-relative:line;mso-width-percent:0;mso-height-percent:0;mso-left-percent:-10001;mso-top-percent:-10001;v-text-anchor:top" filled="f">
             <o:lock v:ext="edit" rotation="t" aspectratio="t" verticies="t" text="t" shapetype="t"/>
             <w10:anchorlock/>
@@ -10140,7 +10140,7 @@
         </w:rPr>
       </w:pPr>
       <w:r>
-        <w:pict w14:anchorId="39B34E01">
+        <w:pict w14:anchorId="39BE5561">
           <v:rect id="Horizontal Line 115" o:spid="_x0000_s1087" alt="" style="width:453.6pt;height:.1pt;visibility:visible;mso-wrap-style:square;mso-width-percent:0;mso-height-percent:0;mso-left-percent:-10001;mso-top-percent:-10001;mso-position-horizontal:absolute;mso-position-horizontal-relative:char;mso-position-vertical:absolute;mso-position-vertical-relative:line;mso-width-percent:0;mso-height-percent:0;mso-left-percent:-10001;mso-top-percent:-10001;v-text-anchor:top" filled="f">
             <o:lock v:ext="edit" rotation="t" aspectratio="t" verticies="t" text="t" shapetype="t"/>
             <w10:anchorlock/>
@@ -10348,7 +10348,7 @@
         </w:rPr>
       </w:pPr>
       <w:r>
-        <w:pict w14:anchorId="2042048C">
+        <w:pict w14:anchorId="4A7EC9B2">
           <v:rect id="Horizontal Line 116" o:spid="_x0000_s1086" alt="" style="width:453.6pt;height:.1pt;visibility:visible;mso-wrap-style:square;mso-width-percent:0;mso-height-percent:0;mso-left-percent:-10001;mso-top-percent:-10001;mso-position-horizontal:absolute;mso-position-horizontal-relative:char;mso-position-vertical:absolute;mso-position-vertical-relative:line;mso-width-percent:0;mso-height-percent:0;mso-left-percent:-10001;mso-top-percent:-10001;v-text-anchor:top" filled="f">
             <o:lock v:ext="edit" rotation="t" aspectratio="t" verticies="t" text="t" shapetype="t"/>
             <w10:anchorlock/>
@@ -10586,7 +10586,7 @@
         </w:rPr>
       </w:pPr>
       <w:r>
-        <w:pict w14:anchorId="191DF3CA">
+        <w:pict w14:anchorId="7310F8DC">
           <v:rect id="Horizontal Line 117" o:spid="_x0000_s1085" alt="" style="width:453.6pt;height:.1pt;visibility:visible;mso-wrap-style:square;mso-width-percent:0;mso-height-percent:0;mso-left-percent:-10001;mso-top-percent:-10001;mso-position-horizontal:absolute;mso-position-horizontal-relative:char;mso-position-vertical:absolute;mso-position-vertical-relative:line;mso-width-percent:0;mso-height-percent:0;mso-left-percent:-10001;mso-top-percent:-10001;v-text-anchor:top" filled="f">
             <o:lock v:ext="edit" rotation="t" aspectratio="t" verticies="t" text="t" shapetype="t"/>
             <w10:anchorlock/>
@@ -10739,7 +10739,7 @@
         </w:rPr>
       </w:pPr>
       <w:r>
-        <w:pict w14:anchorId="707E6024">
+        <w:pict w14:anchorId="5C9EDDE8">
           <v:rect id="Horizontal Line 118" o:spid="_x0000_s1084" alt="" style="width:453.6pt;height:.1pt;visibility:visible;mso-wrap-style:square;mso-width-percent:0;mso-height-percent:0;mso-left-percent:-10001;mso-top-percent:-10001;mso-position-horizontal:absolute;mso-position-horizontal-relative:char;mso-position-vertical:absolute;mso-position-vertical-relative:line;mso-width-percent:0;mso-height-percent:0;mso-left-percent:-10001;mso-top-percent:-10001;v-text-anchor:top" filled="f">
             <o:lock v:ext="edit" rotation="t" aspectratio="t" verticies="t" text="t" shapetype="t"/>
             <w10:anchorlock/>
@@ -11028,7 +11028,7 @@
         </w:rPr>
       </w:pPr>
       <w:r>
-        <w:pict w14:anchorId="47E519F6">
+        <w:pict w14:anchorId="339D68DA">
           <v:rect id="Horizontal Line 119" o:spid="_x0000_s1083" alt="" style="width:453.6pt;height:.1pt;visibility:visible;mso-wrap-style:square;mso-width-percent:0;mso-height-percent:0;mso-left-percent:-10001;mso-top-percent:-10001;mso-position-horizontal:absolute;mso-position-horizontal-relative:char;mso-position-vertical:absolute;mso-position-vertical-relative:line;mso-width-percent:0;mso-height-percent:0;mso-left-percent:-10001;mso-top-percent:-10001;v-text-anchor:top" filled="f">
             <o:lock v:ext="edit" rotation="t" aspectratio="t" verticies="t" text="t" shapetype="t"/>
             <w10:anchorlock/>
@@ -11236,7 +11236,7 @@
         </w:rPr>
       </w:pPr>
       <w:r>
-        <w:pict w14:anchorId="6943E5BC">
+        <w:pict w14:anchorId="7C75C9AD">
           <v:rect id="Horizontal Line 120" o:spid="_x0000_s1082" alt="" style="width:453.6pt;height:.1pt;visibility:visible;mso-wrap-style:square;mso-width-percent:0;mso-height-percent:0;mso-left-percent:-10001;mso-top-percent:-10001;mso-position-horizontal:absolute;mso-position-horizontal-relative:char;mso-position-vertical:absolute;mso-position-vertical-relative:line;mso-width-percent:0;mso-height-percent:0;mso-left-percent:-10001;mso-top-percent:-10001;v-text-anchor:top" filled="f">
             <o:lock v:ext="edit" rotation="t" aspectratio="t" verticies="t" text="t" shapetype="t"/>
             <w10:anchorlock/>
@@ -11353,7 +11353,7 @@
         </w:rPr>
       </w:pPr>
       <w:r>
-        <w:pict w14:anchorId="50701C9F">
+        <w:pict w14:anchorId="43CEAA04">
           <v:rect id="Horizontal Line 121" o:spid="_x0000_s1081" alt="" style="width:453.6pt;height:.1pt;visibility:visible;mso-wrap-style:square;mso-width-percent:0;mso-height-percent:0;mso-left-percent:-10001;mso-top-percent:-10001;mso-position-horizontal:absolute;mso-position-horizontal-relative:char;mso-position-vertical:absolute;mso-position-vertical-relative:line;mso-width-percent:0;mso-height-percent:0;mso-left-percent:-10001;mso-top-percent:-10001;v-text-anchor:top" filled="f">
             <o:lock v:ext="edit" rotation="t" aspectratio="t" verticies="t" text="t" shapetype="t"/>
             <w10:anchorlock/>
@@ -11441,7 +11441,7 @@
         </w:rPr>
       </w:pPr>
       <w:r>
-        <w:pict w14:anchorId="4A62AB14">
+        <w:pict w14:anchorId="2BF58A81">
           <v:rect id="Horizontal Line 122" o:spid="_x0000_s1080" alt="" style="width:453.6pt;height:.1pt;visibility:visible;mso-wrap-style:square;mso-width-percent:0;mso-height-percent:0;mso-left-percent:-10001;mso-top-percent:-10001;mso-position-horizontal:absolute;mso-position-horizontal-relative:char;mso-position-vertical:absolute;mso-position-vertical-relative:line;mso-width-percent:0;mso-height-percent:0;mso-left-percent:-10001;mso-top-percent:-10001;v-text-anchor:top" filled="f">
             <o:lock v:ext="edit" rotation="t" aspectratio="t" verticies="t" text="t" shapetype="t"/>
             <w10:anchorlock/>
@@ -11529,7 +11529,7 @@
         </w:rPr>
       </w:pPr>
       <w:r>
-        <w:pict w14:anchorId="1CD96B47">
+        <w:pict w14:anchorId="5146C166">
           <v:rect id="Horizontal Line 123" o:spid="_x0000_s1079" alt="" style="width:453.6pt;height:.1pt;visibility:visible;mso-wrap-style:square;mso-width-percent:0;mso-height-percent:0;mso-left-percent:-10001;mso-top-percent:-10001;mso-position-horizontal:absolute;mso-position-horizontal-relative:char;mso-position-vertical:absolute;mso-position-vertical-relative:line;mso-width-percent:0;mso-height-percent:0;mso-left-percent:-10001;mso-top-percent:-10001;v-text-anchor:top" filled="f">
             <o:lock v:ext="edit" rotation="t" aspectratio="t" verticies="t" text="t" shapetype="t"/>
             <w10:anchorlock/>
@@ -11617,7 +11617,7 @@
         </w:rPr>
       </w:pPr>
       <w:r>
-        <w:pict w14:anchorId="0BC4D0B7">
+        <w:pict w14:anchorId="1A4E1283">
           <v:rect id="Horizontal Line 124" o:spid="_x0000_s1078" alt="" style="width:453.6pt;height:.1pt;visibility:visible;mso-wrap-style:square;mso-width-percent:0;mso-height-percent:0;mso-left-percent:-10001;mso-top-percent:-10001;mso-position-horizontal:absolute;mso-position-horizontal-relative:char;mso-position-vertical:absolute;mso-position-vertical-relative:line;mso-width-percent:0;mso-height-percent:0;mso-left-percent:-10001;mso-top-percent:-10001;v-text-anchor:top" filled="f">
             <o:lock v:ext="edit" rotation="t" aspectratio="t" verticies="t" text="t" shapetype="t"/>
             <w10:anchorlock/>
@@ -11705,7 +11705,7 @@
         </w:rPr>
       </w:pPr>
       <w:r>
-        <w:pict w14:anchorId="70C7D740">
+        <w:pict w14:anchorId="63F1769B">
           <v:rect id="Horizontal Line 125" o:spid="_x0000_s1077" alt="" style="width:453.6pt;height:.1pt;visibility:visible;mso-wrap-style:square;mso-width-percent:0;mso-height-percent:0;mso-left-percent:-10001;mso-top-percent:-10001;mso-position-horizontal:absolute;mso-position-horizontal-relative:char;mso-position-vertical:absolute;mso-position-vertical-relative:line;mso-width-percent:0;mso-height-percent:0;mso-left-percent:-10001;mso-top-percent:-10001;v-text-anchor:top" filled="f">
             <o:lock v:ext="edit" rotation="t" aspectratio="t" verticies="t" text="t" shapetype="t"/>
             <w10:anchorlock/>
@@ -11853,7 +11853,7 @@
         </w:rPr>
       </w:pPr>
       <w:r>
-        <w:pict w14:anchorId="5C437E5D">
+        <w:pict w14:anchorId="772CF507">
           <v:rect id="Horizontal Line 126" o:spid="_x0000_s1076" alt="" style="width:453.6pt;height:.1pt;visibility:visible;mso-wrap-style:square;mso-width-percent:0;mso-height-percent:0;mso-left-percent:-10001;mso-top-percent:-10001;mso-position-horizontal:absolute;mso-position-horizontal-relative:char;mso-position-vertical:absolute;mso-position-vertical-relative:line;mso-width-percent:0;mso-height-percent:0;mso-left-percent:-10001;mso-top-percent:-10001;v-text-anchor:top" filled="f">
             <o:lock v:ext="edit" rotation="t" aspectratio="t" verticies="t" text="t" shapetype="t"/>
             <w10:anchorlock/>
@@ -11991,7 +11991,7 @@
         </w:rPr>
       </w:pPr>
       <w:r>
-        <w:pict w14:anchorId="7D128856">
+        <w:pict w14:anchorId="083E693F">
           <v:rect id="Horizontal Line 127" o:spid="_x0000_s1075" alt="" style="width:453.6pt;height:.1pt;visibility:visible;mso-wrap-style:square;mso-width-percent:0;mso-height-percent:0;mso-left-percent:-10001;mso-top-percent:-10001;mso-position-horizontal:absolute;mso-position-horizontal-relative:char;mso-position-vertical:absolute;mso-position-vertical-relative:line;mso-width-percent:0;mso-height-percent:0;mso-left-percent:-10001;mso-top-percent:-10001;v-text-anchor:top" filled="f">
             <o:lock v:ext="edit" rotation="t" aspectratio="t" verticies="t" text="t" shapetype="t"/>
             <w10:anchorlock/>
@@ -12219,7 +12219,7 @@
         </w:rPr>
       </w:pPr>
       <w:r>
-        <w:pict w14:anchorId="64B8EBF9">
+        <w:pict w14:anchorId="000B9978">
           <v:rect id="Horizontal Line 128" o:spid="_x0000_s1074" alt="" style="width:453.6pt;height:.1pt;visibility:visible;mso-wrap-style:square;mso-width-percent:0;mso-height-percent:0;mso-left-percent:-10001;mso-top-percent:-10001;mso-position-horizontal:absolute;mso-position-horizontal-relative:char;mso-position-vertical:absolute;mso-position-vertical-relative:line;mso-width-percent:0;mso-height-percent:0;mso-left-percent:-10001;mso-top-percent:-10001;v-text-anchor:top" filled="f">
             <o:lock v:ext="edit" rotation="t" aspectratio="t" verticies="t" text="t" shapetype="t"/>
             <w10:anchorlock/>
@@ -12367,7 +12367,7 @@
         </w:rPr>
       </w:pPr>
       <w:r>
-        <w:pict w14:anchorId="3DF3158F">
+        <w:pict w14:anchorId="3B181DD8">
           <v:rect id="Horizontal Line 129" o:spid="_x0000_s1073" alt="" style="width:453.6pt;height:.1pt;visibility:visible;mso-wrap-style:square;mso-width-percent:0;mso-height-percent:0;mso-left-percent:-10001;mso-top-percent:-10001;mso-position-horizontal:absolute;mso-position-horizontal-relative:char;mso-position-vertical:absolute;mso-position-vertical-relative:line;mso-width-percent:0;mso-height-percent:0;mso-left-percent:-10001;mso-top-percent:-10001;v-text-anchor:top" filled="f">
             <o:lock v:ext="edit" rotation="t" aspectratio="t" verticies="t" text="t" shapetype="t"/>
             <w10:anchorlock/>
@@ -12584,7 +12584,7 @@
         </w:rPr>
       </w:pPr>
       <w:r>
-        <w:pict w14:anchorId="46DA3881">
+        <w:pict w14:anchorId="35DA8FE0">
           <v:rect id="Horizontal Line 130" o:spid="_x0000_s1072" alt="" style="width:453.6pt;height:.1pt;visibility:visible;mso-wrap-style:square;mso-width-percent:0;mso-height-percent:0;mso-left-percent:-10001;mso-top-percent:-10001;mso-position-horizontal:absolute;mso-position-horizontal-relative:char;mso-position-vertical:absolute;mso-position-vertical-relative:line;mso-width-percent:0;mso-height-percent:0;mso-left-percent:-10001;mso-top-percent:-10001;v-text-anchor:top" filled="f">
             <o:lock v:ext="edit" rotation="t" aspectratio="t" verticies="t" text="t" shapetype="t"/>
             <w10:anchorlock/>
@@ -12652,7 +12652,7 @@
         </w:rPr>
       </w:pPr>
       <w:r>
-        <w:pict w14:anchorId="6FB72793">
+        <w:pict w14:anchorId="037D45CA">
           <v:rect id="Horizontal Line 131" o:spid="_x0000_s1071" alt="" style="width:453.6pt;height:.1pt;visibility:visible;mso-wrap-style:square;mso-width-percent:0;mso-height-percent:0;mso-left-percent:-10001;mso-top-percent:-10001;mso-position-horizontal:absolute;mso-position-horizontal-relative:char;mso-position-vertical:absolute;mso-position-vertical-relative:line;mso-width-percent:0;mso-height-percent:0;mso-left-percent:-10001;mso-top-percent:-10001;v-text-anchor:top" filled="f">
             <o:lock v:ext="edit" rotation="t" aspectratio="t" verticies="t" text="t" shapetype="t"/>
             <w10:anchorlock/>
@@ -12960,7 +12960,7 @@
         </w:rPr>
       </w:pPr>
       <w:r>
-        <w:pict w14:anchorId="7784E387">
+        <w:pict w14:anchorId="52CD3800">
           <v:rect id="Horizontal Line 132" o:spid="_x0000_s1070" alt="" style="width:453.6pt;height:.1pt;visibility:visible;mso-wrap-style:square;mso-width-percent:0;mso-height-percent:0;mso-left-percent:-10001;mso-top-percent:-10001;mso-position-horizontal:absolute;mso-position-horizontal-relative:char;mso-position-vertical:absolute;mso-position-vertical-relative:line;mso-width-percent:0;mso-height-percent:0;mso-left-percent:-10001;mso-top-percent:-10001;v-text-anchor:top" filled="f">
             <o:lock v:ext="edit" rotation="t" aspectratio="t" verticies="t" text="t" shapetype="t"/>
             <w10:anchorlock/>
@@ -13481,7 +13481,7 @@
         </w:rPr>
       </w:pPr>
       <w:r>
-        <w:pict w14:anchorId="1FAFB041">
+        <w:pict w14:anchorId="76136713">
           <v:rect id="Horizontal Line 36" o:spid="_x0000_s1069" alt="" style="width:453.6pt;height:.1pt;visibility:visible;mso-wrap-style:square;mso-width-percent:0;mso-height-percent:0;mso-left-percent:-10001;mso-top-percent:-10001;mso-position-horizontal:absolute;mso-position-horizontal-relative:char;mso-position-vertical:absolute;mso-position-vertical-relative:line;mso-width-percent:0;mso-height-percent:0;mso-left-percent:-10001;mso-top-percent:-10001;v-text-anchor:top" filled="f">
             <o:lock v:ext="edit" rotation="t" aspectratio="t" verticies="t" text="t" shapetype="t"/>
             <w10:anchorlock/>
@@ -13589,7 +13589,7 @@
         </w:rPr>
       </w:pPr>
       <w:r>
-        <w:pict w14:anchorId="05484FFD">
+        <w:pict w14:anchorId="7F359DEB">
           <v:rect id="Horizontal Line 37" o:spid="_x0000_s1068" alt="" style="width:453.6pt;height:.1pt;visibility:visible;mso-wrap-style:square;mso-width-percent:0;mso-height-percent:0;mso-left-percent:-10001;mso-top-percent:-10001;mso-position-horizontal:absolute;mso-position-horizontal-relative:char;mso-position-vertical:absolute;mso-position-vertical-relative:line;mso-width-percent:0;mso-height-percent:0;mso-left-percent:-10001;mso-top-percent:-10001;v-text-anchor:top" filled="f">
             <o:lock v:ext="edit" rotation="t" aspectratio="t" verticies="t" text="t" shapetype="t"/>
             <w10:anchorlock/>
@@ -13757,7 +13757,7 @@
         </w:rPr>
       </w:pPr>
       <w:r>
-        <w:pict w14:anchorId="1E0B9FD3">
+        <w:pict w14:anchorId="15A3BD7B">
           <v:rect id="Horizontal Line 38" o:spid="_x0000_s1067" alt="" style="width:453.6pt;height:.1pt;visibility:visible;mso-wrap-style:square;mso-width-percent:0;mso-height-percent:0;mso-left-percent:-10001;mso-top-percent:-10001;mso-position-horizontal:absolute;mso-position-horizontal-relative:char;mso-position-vertical:absolute;mso-position-vertical-relative:line;mso-width-percent:0;mso-height-percent:0;mso-left-percent:-10001;mso-top-percent:-10001;v-text-anchor:top" filled="f">
             <o:lock v:ext="edit" rotation="t" aspectratio="t" verticies="t" text="t" shapetype="t"/>
             <w10:anchorlock/>
@@ -13885,7 +13885,7 @@
         </w:rPr>
       </w:pPr>
       <w:r>
-        <w:pict w14:anchorId="1F8A5704">
+        <w:pict w14:anchorId="3C9D5FA4">
           <v:rect id="Horizontal Line 39" o:spid="_x0000_s1066" alt="" style="width:453.6pt;height:.1pt;visibility:visible;mso-wrap-style:square;mso-width-percent:0;mso-height-percent:0;mso-left-percent:-10001;mso-top-percent:-10001;mso-position-horizontal:absolute;mso-position-horizontal-relative:char;mso-position-vertical:absolute;mso-position-vertical-relative:line;mso-width-percent:0;mso-height-percent:0;mso-left-percent:-10001;mso-top-percent:-10001;v-text-anchor:top" filled="f">
             <o:lock v:ext="edit" rotation="t" aspectratio="t" verticies="t" text="t" shapetype="t"/>
             <w10:anchorlock/>
@@ -13973,7 +13973,7 @@
         </w:rPr>
       </w:pPr>
       <w:r>
-        <w:pict w14:anchorId="36FA2ECB">
+        <w:pict w14:anchorId="60E03726">
           <v:rect id="Horizontal Line 40" o:spid="_x0000_s1065" alt="" style="width:453.6pt;height:.1pt;visibility:visible;mso-wrap-style:square;mso-width-percent:0;mso-height-percent:0;mso-left-percent:-10001;mso-top-percent:-10001;mso-position-horizontal:absolute;mso-position-horizontal-relative:char;mso-position-vertical:absolute;mso-position-vertical-relative:line;mso-width-percent:0;mso-height-percent:0;mso-left-percent:-10001;mso-top-percent:-10001;v-text-anchor:top" filled="f">
             <o:lock v:ext="edit" rotation="t" aspectratio="t" verticies="t" text="t" shapetype="t"/>
             <w10:anchorlock/>
@@ -14121,7 +14121,7 @@
         </w:rPr>
       </w:pPr>
       <w:r>
-        <w:pict w14:anchorId="65D7549E">
+        <w:pict w14:anchorId="6C887C84">
           <v:rect id="Horizontal Line 41" o:spid="_x0000_s1064" alt="" style="width:453.6pt;height:.1pt;visibility:visible;mso-wrap-style:square;mso-width-percent:0;mso-height-percent:0;mso-left-percent:-10001;mso-top-percent:-10001;mso-position-horizontal:absolute;mso-position-horizontal-relative:char;mso-position-vertical:absolute;mso-position-vertical-relative:line;mso-width-percent:0;mso-height-percent:0;mso-left-percent:-10001;mso-top-percent:-10001;v-text-anchor:top" filled="f">
             <o:lock v:ext="edit" rotation="t" aspectratio="t" verticies="t" text="t" shapetype="t"/>
             <w10:anchorlock/>
@@ -14229,7 +14229,7 @@
         </w:rPr>
       </w:pPr>
       <w:r>
-        <w:pict w14:anchorId="3285EBEA">
+        <w:pict w14:anchorId="48FF7EF0">
           <v:rect id="Horizontal Line 42" o:spid="_x0000_s1063" alt="" style="width:453.6pt;height:.1pt;visibility:visible;mso-wrap-style:square;mso-width-percent:0;mso-height-percent:0;mso-left-percent:-10001;mso-top-percent:-10001;mso-position-horizontal:absolute;mso-position-horizontal-relative:char;mso-position-vertical:absolute;mso-position-vertical-relative:line;mso-width-percent:0;mso-height-percent:0;mso-left-percent:-10001;mso-top-percent:-10001;v-text-anchor:top" filled="f">
             <o:lock v:ext="edit" rotation="t" aspectratio="t" verticies="t" text="t" shapetype="t"/>
             <w10:anchorlock/>
@@ -14337,7 +14337,7 @@
         </w:rPr>
       </w:pPr>
       <w:r>
-        <w:pict w14:anchorId="6F5F041C">
+        <w:pict w14:anchorId="4582E43A">
           <v:rect id="Horizontal Line 43" o:spid="_x0000_s1062" alt="" style="width:453.6pt;height:.1pt;visibility:visible;mso-wrap-style:square;mso-width-percent:0;mso-height-percent:0;mso-left-percent:-10001;mso-top-percent:-10001;mso-position-horizontal:absolute;mso-position-horizontal-relative:char;mso-position-vertical:absolute;mso-position-vertical-relative:line;mso-width-percent:0;mso-height-percent:0;mso-left-percent:-10001;mso-top-percent:-10001;v-text-anchor:top" filled="f">
             <o:lock v:ext="edit" rotation="t" aspectratio="t" verticies="t" text="t" shapetype="t"/>
             <w10:anchorlock/>
@@ -14445,7 +14445,7 @@
         </w:rPr>
       </w:pPr>
       <w:r>
-        <w:pict w14:anchorId="3D866DF4">
+        <w:pict w14:anchorId="1B1BEFFB">
           <v:rect id="Horizontal Line 44" o:spid="_x0000_s1061" alt="" style="width:453.6pt;height:.1pt;visibility:visible;mso-wrap-style:square;mso-width-percent:0;mso-height-percent:0;mso-left-percent:-10001;mso-top-percent:-10001;mso-position-horizontal:absolute;mso-position-horizontal-relative:char;mso-position-vertical:absolute;mso-position-vertical-relative:line;mso-width-percent:0;mso-height-percent:0;mso-left-percent:-10001;mso-top-percent:-10001;v-text-anchor:top" filled="f">
             <o:lock v:ext="edit" rotation="t" aspectratio="t" verticies="t" text="t" shapetype="t"/>
             <w10:anchorlock/>
@@ -14650,7 +14650,7 @@
         </w:rPr>
       </w:pPr>
       <w:r>
-        <w:pict w14:anchorId="116FF45B">
+        <w:pict w14:anchorId="4BF3EBDC">
           <v:rect id="Horizontal Line 45" o:spid="_x0000_s1060" alt="" style="width:453.6pt;height:.1pt;visibility:visible;mso-wrap-style:square;mso-width-percent:0;mso-height-percent:0;mso-left-percent:-10001;mso-top-percent:-10001;mso-position-horizontal:absolute;mso-position-horizontal-relative:char;mso-position-vertical:absolute;mso-position-vertical-relative:line;mso-width-percent:0;mso-height-percent:0;mso-left-percent:-10001;mso-top-percent:-10001;v-text-anchor:top" filled="f">
             <o:lock v:ext="edit" rotation="t" aspectratio="t" verticies="t" text="t" shapetype="t"/>
             <w10:anchorlock/>
@@ -14918,7 +14918,7 @@
         </w:rPr>
       </w:pPr>
       <w:r>
-        <w:pict w14:anchorId="20276C3F">
+        <w:pict w14:anchorId="2A1BC804">
           <v:rect id="Horizontal Line 46" o:spid="_x0000_s1059" alt="" style="width:453.6pt;height:.1pt;visibility:visible;mso-wrap-style:square;mso-width-percent:0;mso-height-percent:0;mso-left-percent:-10001;mso-top-percent:-10001;mso-position-horizontal:absolute;mso-position-horizontal-relative:char;mso-position-vertical:absolute;mso-position-vertical-relative:line;mso-width-percent:0;mso-height-percent:0;mso-left-percent:-10001;mso-top-percent:-10001;v-text-anchor:top" filled="f">
             <o:lock v:ext="edit" rotation="t" aspectratio="t" verticies="t" text="t" shapetype="t"/>
             <w10:anchorlock/>
@@ -15309,7 +15309,7 @@
         </w:rPr>
       </w:pPr>
       <w:r>
-        <w:pict w14:anchorId="486E52E9">
+        <w:pict w14:anchorId="0FF41830">
           <v:rect id="Horizontal Line 47" o:spid="_x0000_s1058" alt="" style="width:453.6pt;height:.1pt;visibility:visible;mso-wrap-style:square;mso-width-percent:0;mso-height-percent:0;mso-left-percent:-10001;mso-top-percent:-10001;mso-position-horizontal:absolute;mso-position-horizontal-relative:char;mso-position-vertical:absolute;mso-position-vertical-relative:line;mso-width-percent:0;mso-height-percent:0;mso-left-percent:-10001;mso-top-percent:-10001;v-text-anchor:top" filled="f">
             <o:lock v:ext="edit" rotation="t" aspectratio="t" verticies="t" text="t" shapetype="t"/>
             <w10:anchorlock/>
@@ -15497,7 +15497,7 @@
         </w:rPr>
       </w:pPr>
       <w:r>
-        <w:pict w14:anchorId="0B348955">
+        <w:pict w14:anchorId="1F99E6EF">
           <v:rect id="Horizontal Line 48" o:spid="_x0000_s1057" alt="" style="width:453.6pt;height:.1pt;visibility:visible;mso-wrap-style:square;mso-width-percent:0;mso-height-percent:0;mso-left-percent:-10001;mso-top-percent:-10001;mso-position-horizontal:absolute;mso-position-horizontal-relative:char;mso-position-vertical:absolute;mso-position-vertical-relative:line;mso-width-percent:0;mso-height-percent:0;mso-left-percent:-10001;mso-top-percent:-10001;v-text-anchor:top" filled="f">
             <o:lock v:ext="edit" rotation="t" aspectratio="t" verticies="t" text="t" shapetype="t"/>
             <w10:anchorlock/>
@@ -15648,7 +15648,7 @@
         </w:rPr>
       </w:pPr>
       <w:r>
-        <w:pict w14:anchorId="555B8CBC">
+        <w:pict w14:anchorId="50CD73BF">
           <v:rect id="Horizontal Line 49" o:spid="_x0000_s1056" alt="" style="width:453.6pt;height:.1pt;visibility:visible;mso-wrap-style:square;mso-width-percent:0;mso-height-percent:0;mso-left-percent:-10001;mso-top-percent:-10001;mso-position-horizontal:absolute;mso-position-horizontal-relative:char;mso-position-vertical:absolute;mso-position-vertical-relative:line;mso-width-percent:0;mso-height-percent:0;mso-left-percent:-10001;mso-top-percent:-10001;v-text-anchor:top" filled="f">
             <o:lock v:ext="edit" rotation="t" aspectratio="t" verticies="t" text="t" shapetype="t"/>
             <w10:anchorlock/>
@@ -15841,7 +15841,7 @@
         </w:rPr>
       </w:pPr>
       <w:r>
-        <w:pict w14:anchorId="4A2A3A39">
+        <w:pict w14:anchorId="11E75997">
           <v:rect id="Horizontal Line 50" o:spid="_x0000_s1055" alt="" style="width:453.6pt;height:.1pt;visibility:visible;mso-wrap-style:square;mso-width-percent:0;mso-height-percent:0;mso-left-percent:-10001;mso-top-percent:-10001;mso-position-horizontal:absolute;mso-position-horizontal-relative:char;mso-position-vertical:absolute;mso-position-vertical-relative:line;mso-width-percent:0;mso-height-percent:0;mso-left-percent:-10001;mso-top-percent:-10001;v-text-anchor:top" filled="f">
             <o:lock v:ext="edit" rotation="t" aspectratio="t" verticies="t" text="t" shapetype="t"/>
             <w10:anchorlock/>
@@ -16009,7 +16009,7 @@
         </w:rPr>
       </w:pPr>
       <w:r>
-        <w:pict w14:anchorId="46259B46">
+        <w:pict w14:anchorId="2F600CE8">
           <v:rect id="Horizontal Line 51" o:spid="_x0000_s1054" alt="" style="width:453.6pt;height:.1pt;visibility:visible;mso-wrap-style:square;mso-width-percent:0;mso-height-percent:0;mso-left-percent:-10001;mso-top-percent:-10001;mso-position-horizontal:absolute;mso-position-horizontal-relative:char;mso-position-vertical:absolute;mso-position-vertical-relative:line;mso-width-percent:0;mso-height-percent:0;mso-left-percent:-10001;mso-top-percent:-10001;v-text-anchor:top" filled="f">
             <o:lock v:ext="edit" rotation="t" aspectratio="t" verticies="t" text="t" shapetype="t"/>
             <w10:anchorlock/>
@@ -16189,7 +16189,7 @@
         </w:rPr>
       </w:pPr>
       <w:r>
-        <w:pict w14:anchorId="59AD839D">
+        <w:pict w14:anchorId="19877B33">
           <v:rect id="Horizontal Line 52" o:spid="_x0000_s1053" alt="" style="width:453.6pt;height:.1pt;visibility:visible;mso-wrap-style:square;mso-width-percent:0;mso-height-percent:0;mso-left-percent:-10001;mso-top-percent:-10001;mso-position-horizontal:absolute;mso-position-horizontal-relative:char;mso-position-vertical:absolute;mso-position-vertical-relative:line;mso-width-percent:0;mso-height-percent:0;mso-left-percent:-10001;mso-top-percent:-10001;v-text-anchor:top" filled="f">
             <o:lock v:ext="edit" rotation="t" aspectratio="t" verticies="t" text="t" shapetype="t"/>
             <w10:anchorlock/>
@@ -16319,7 +16319,7 @@
         </w:rPr>
       </w:pPr>
       <w:r>
-        <w:pict w14:anchorId="55FABD4B">
+        <w:pict w14:anchorId="66BC15AD">
           <v:rect id="Horizontal Line 53" o:spid="_x0000_s1052" alt="" style="width:453.6pt;height:.1pt;visibility:visible;mso-wrap-style:square;mso-width-percent:0;mso-height-percent:0;mso-left-percent:-10001;mso-top-percent:-10001;mso-position-horizontal:absolute;mso-position-horizontal-relative:char;mso-position-vertical:absolute;mso-position-vertical-relative:line;mso-width-percent:0;mso-height-percent:0;mso-left-percent:-10001;mso-top-percent:-10001;v-text-anchor:top" filled="f">
             <o:lock v:ext="edit" rotation="t" aspectratio="t" verticies="t" text="t" shapetype="t"/>
             <w10:anchorlock/>
@@ -16449,7 +16449,7 @@
         </w:rPr>
       </w:pPr>
       <w:r>
-        <w:pict w14:anchorId="6E5E15C2">
+        <w:pict w14:anchorId="2E9DB7A7">
           <v:rect id="Horizontal Line 54" o:spid="_x0000_s1051" alt="" style="width:453.6pt;height:.1pt;visibility:visible;mso-wrap-style:square;mso-width-percent:0;mso-height-percent:0;mso-left-percent:-10001;mso-top-percent:-10001;mso-position-horizontal:absolute;mso-position-horizontal-relative:char;mso-position-vertical:absolute;mso-position-vertical-relative:line;mso-width-percent:0;mso-height-percent:0;mso-left-percent:-10001;mso-top-percent:-10001;v-text-anchor:top" filled="f">
             <o:lock v:ext="edit" rotation="t" aspectratio="t" verticies="t" text="t" shapetype="t"/>
             <w10:anchorlock/>
@@ -16559,7 +16559,7 @@
         </w:rPr>
       </w:pPr>
       <w:r>
-        <w:pict w14:anchorId="37B44BB4">
+        <w:pict w14:anchorId="6AFED3E8">
           <v:rect id="Horizontal Line 55" o:spid="_x0000_s1050" alt="" style="width:453.6pt;height:.1pt;visibility:visible;mso-wrap-style:square;mso-width-percent:0;mso-height-percent:0;mso-left-percent:-10001;mso-top-percent:-10001;mso-position-horizontal:absolute;mso-position-horizontal-relative:char;mso-position-vertical:absolute;mso-position-vertical-relative:line;mso-width-percent:0;mso-height-percent:0;mso-left-percent:-10001;mso-top-percent:-10001;v-text-anchor:top" filled="f">
             <o:lock v:ext="edit" rotation="t" aspectratio="t" verticies="t" text="t" shapetype="t"/>
             <w10:anchorlock/>
@@ -16676,7 +16676,7 @@
         </w:rPr>
       </w:pPr>
       <w:r>
-        <w:pict w14:anchorId="04CF257D">
+        <w:pict w14:anchorId="639A1E77">
           <v:rect id="Horizontal Line 56" o:spid="_x0000_s1049" alt="" style="width:453.6pt;height:.1pt;visibility:visible;mso-wrap-style:square;mso-width-percent:0;mso-height-percent:0;mso-left-percent:-10001;mso-top-percent:-10001;mso-position-horizontal:absolute;mso-position-horizontal-relative:char;mso-position-vertical:absolute;mso-position-vertical-relative:line;mso-width-percent:0;mso-height-percent:0;mso-left-percent:-10001;mso-top-percent:-10001;v-text-anchor:top" filled="f">
             <o:lock v:ext="edit" rotation="t" aspectratio="t" verticies="t" text="t" shapetype="t"/>
             <w10:anchorlock/>
@@ -16945,7 +16945,7 @@
         </w:rPr>
       </w:pPr>
       <w:r>
-        <w:pict w14:anchorId="5EDBD18C">
+        <w:pict w14:anchorId="62EBE4F2">
           <v:rect id="Horizontal Line 57" o:spid="_x0000_s1048" alt="" style="width:453.6pt;height:.1pt;visibility:visible;mso-wrap-style:square;mso-width-percent:0;mso-height-percent:0;mso-left-percent:-10001;mso-top-percent:-10001;mso-position-horizontal:absolute;mso-position-horizontal-relative:char;mso-position-vertical:absolute;mso-position-vertical-relative:line;mso-width-percent:0;mso-height-percent:0;mso-left-percent:-10001;mso-top-percent:-10001;v-text-anchor:top" filled="f">
             <o:lock v:ext="edit" rotation="t" aspectratio="t" verticies="t" text="t" shapetype="t"/>
             <w10:anchorlock/>
@@ -17133,7 +17133,7 @@
         </w:rPr>
       </w:pPr>
       <w:r>
-        <w:pict w14:anchorId="00E5BF7A">
+        <w:pict w14:anchorId="0DE7307A">
           <v:rect id="Horizontal Line 58" o:spid="_x0000_s1047" alt="" style="width:453.6pt;height:.1pt;visibility:visible;mso-wrap-style:square;mso-width-percent:0;mso-height-percent:0;mso-left-percent:-10001;mso-top-percent:-10001;mso-position-horizontal:absolute;mso-position-horizontal-relative:char;mso-position-vertical:absolute;mso-position-vertical-relative:line;mso-width-percent:0;mso-height-percent:0;mso-left-percent:-10001;mso-top-percent:-10001;v-text-anchor:top" filled="f">
             <o:lock v:ext="edit" rotation="t" aspectratio="t" verticies="t" text="t" shapetype="t"/>
             <w10:anchorlock/>
@@ -17402,7 +17402,7 @@
         </w:rPr>
       </w:pPr>
       <w:r>
-        <w:pict w14:anchorId="3F9B393C">
+        <w:pict w14:anchorId="05820A2B">
           <v:rect id="Horizontal Line 59" o:spid="_x0000_s1046" alt="" style="width:453.6pt;height:.1pt;visibility:visible;mso-wrap-style:square;mso-width-percent:0;mso-height-percent:0;mso-left-percent:-10001;mso-top-percent:-10001;mso-position-horizontal:absolute;mso-position-horizontal-relative:char;mso-position-vertical:absolute;mso-position-vertical-relative:line;mso-width-percent:0;mso-height-percent:0;mso-left-percent:-10001;mso-top-percent:-10001;v-text-anchor:top" filled="f">
             <o:lock v:ext="edit" rotation="t" aspectratio="t" verticies="t" text="t" shapetype="t"/>
             <w10:anchorlock/>
@@ -17711,7 +17711,7 @@
         </w:rPr>
       </w:pPr>
       <w:r>
-        <w:pict w14:anchorId="554973CE">
+        <w:pict w14:anchorId="41433097">
           <v:rect id="Horizontal Line 60" o:spid="_x0000_s1045" alt="" style="width:453.6pt;height:.1pt;visibility:visible;mso-wrap-style:square;mso-width-percent:0;mso-height-percent:0;mso-left-percent:-10001;mso-top-percent:-10001;mso-position-horizontal:absolute;mso-position-horizontal-relative:char;mso-position-vertical:absolute;mso-position-vertical-relative:line;mso-width-percent:0;mso-height-percent:0;mso-left-percent:-10001;mso-top-percent:-10001;v-text-anchor:top" filled="f">
             <o:lock v:ext="edit" rotation="t" aspectratio="t" verticies="t" text="t" shapetype="t"/>
             <w10:anchorlock/>
@@ -17919,7 +17919,7 @@
         </w:rPr>
       </w:pPr>
       <w:r>
-        <w:pict w14:anchorId="23B3CDB0">
+        <w:pict w14:anchorId="3E7CCE59">
           <v:rect id="Horizontal Line 61" o:spid="_x0000_s1044" alt="" style="width:453.6pt;height:.1pt;visibility:visible;mso-wrap-style:square;mso-width-percent:0;mso-height-percent:0;mso-left-percent:-10001;mso-top-percent:-10001;mso-position-horizontal:absolute;mso-position-horizontal-relative:char;mso-position-vertical:absolute;mso-position-vertical-relative:line;mso-width-percent:0;mso-height-percent:0;mso-left-percent:-10001;mso-top-percent:-10001;v-text-anchor:top" filled="f">
             <o:lock v:ext="edit" rotation="t" aspectratio="t" verticies="t" text="t" shapetype="t"/>
             <w10:anchorlock/>
@@ -18149,7 +18149,7 @@
           <w:kern w:val="0"/>
           <w:lang w:eastAsia="de-DE"/>
         </w:rPr>
-        <w:pict w14:anchorId="4DF58E4D">
+        <w:pict w14:anchorId="04F237C6">
           <v:rect id="_x0000_i1120" alt="" style="width:453.6pt;height:.05pt;mso-width-percent:0;mso-height-percent:0;mso-width-percent:0;mso-height-percent:0" o:hralign="center" o:hrstd="t" o:hr="t" fillcolor="#a0a0a0" stroked="f"/>
         </w:pict>
       </w:r>
@@ -18260,7 +18260,7 @@
           <w:kern w:val="0"/>
           <w:lang w:eastAsia="de-DE"/>
         </w:rPr>
-        <w:pict w14:anchorId="22D8B7B2">
+        <w:pict w14:anchorId="7D293F17">
           <v:rect id="_x0000_i1119" alt="" style="width:453.6pt;height:.05pt;mso-width-percent:0;mso-height-percent:0;mso-width-percent:0;mso-height-percent:0" o:hralign="center" o:hrstd="t" o:hr="t" fillcolor="#a0a0a0" stroked="f"/>
         </w:pict>
       </w:r>
@@ -18411,7 +18411,7 @@
           <w:kern w:val="0"/>
           <w:lang w:eastAsia="de-DE"/>
         </w:rPr>
-        <w:pict w14:anchorId="51FA11D8">
+        <w:pict w14:anchorId="444296D5">
           <v:rect id="_x0000_i1118" alt="" style="width:453.6pt;height:.05pt;mso-width-percent:0;mso-height-percent:0;mso-width-percent:0;mso-height-percent:0" o:hralign="center" o:hrstd="t" o:hr="t" fillcolor="#a0a0a0" stroked="f"/>
         </w:pict>
       </w:r>
@@ -18605,7 +18605,7 @@
           <w:kern w:val="0"/>
           <w:lang w:eastAsia="de-DE"/>
         </w:rPr>
-        <w:pict w14:anchorId="1FB51330">
+        <w:pict w14:anchorId="4E763257">
           <v:rect id="_x0000_i1117" alt="" style="width:453.6pt;height:.05pt;mso-width-percent:0;mso-height-percent:0;mso-width-percent:0;mso-height-percent:0" o:hralign="center" o:hrstd="t" o:hr="t" fillcolor="#a0a0a0" stroked="f"/>
         </w:pict>
       </w:r>
@@ -18716,7 +18716,7 @@
           <w:kern w:val="0"/>
           <w:lang w:eastAsia="de-DE"/>
         </w:rPr>
-        <w:pict w14:anchorId="732931DD">
+        <w:pict w14:anchorId="06A4CBC8">
           <v:rect id="_x0000_i1116" alt="" style="width:453.6pt;height:.05pt;mso-width-percent:0;mso-height-percent:0;mso-width-percent:0;mso-height-percent:0" o:hralign="center" o:hrstd="t" o:hr="t" fillcolor="#a0a0a0" stroked="f"/>
         </w:pict>
       </w:r>
@@ -18827,7 +18827,7 @@
           <w:kern w:val="0"/>
           <w:lang w:eastAsia="de-DE"/>
         </w:rPr>
-        <w:pict w14:anchorId="19D0854E">
+        <w:pict w14:anchorId="34FA6B03">
           <v:rect id="_x0000_i1115" alt="" style="width:453.6pt;height:.05pt;mso-width-percent:0;mso-height-percent:0;mso-width-percent:0;mso-height-percent:0" o:hralign="center" o:hrstd="t" o:hr="t" fillcolor="#a0a0a0" stroked="f"/>
         </w:pict>
       </w:r>
@@ -18978,7 +18978,7 @@
           <w:kern w:val="0"/>
           <w:lang w:eastAsia="de-DE"/>
         </w:rPr>
-        <w:pict w14:anchorId="5E576A88">
+        <w:pict w14:anchorId="7D453DF2">
           <v:rect id="_x0000_i1114" alt="" style="width:453.6pt;height:.05pt;mso-width-percent:0;mso-height-percent:0;mso-width-percent:0;mso-height-percent:0" o:hralign="center" o:hrstd="t" o:hr="t" fillcolor="#a0a0a0" stroked="f"/>
         </w:pict>
       </w:r>
@@ -19090,7 +19090,7 @@
           <w:kern w:val="0"/>
           <w:lang w:eastAsia="de-DE"/>
         </w:rPr>
-        <w:pict w14:anchorId="1A2C738E">
+        <w:pict w14:anchorId="10C7D14B">
           <v:rect id="_x0000_i1113" alt="" style="width:453.6pt;height:.05pt;mso-width-percent:0;mso-height-percent:0;mso-width-percent:0;mso-height-percent:0" o:hralign="center" o:hrstd="t" o:hr="t" fillcolor="#a0a0a0" stroked="f"/>
         </w:pict>
       </w:r>
@@ -19241,7 +19241,7 @@
           <w:kern w:val="0"/>
           <w:lang w:eastAsia="de-DE"/>
         </w:rPr>
-        <w:pict w14:anchorId="2E4C4A06">
+        <w:pict w14:anchorId="714FA242">
           <v:rect id="_x0000_i1112" alt="" style="width:453.6pt;height:.05pt;mso-width-percent:0;mso-height-percent:0;mso-width-percent:0;mso-height-percent:0" o:hralign="center" o:hrstd="t" o:hr="t" fillcolor="#a0a0a0" stroked="f"/>
         </w:pict>
       </w:r>
@@ -19332,7 +19332,7 @@
           <w:kern w:val="0"/>
           <w:lang w:eastAsia="de-DE"/>
         </w:rPr>
-        <w:pict w14:anchorId="6EBC12AD">
+        <w:pict w14:anchorId="25D10C02">
           <v:rect id="_x0000_i1111" alt="" style="width:453.6pt;height:.05pt;mso-width-percent:0;mso-height-percent:0;mso-width-percent:0;mso-height-percent:0" o:hralign="center" o:hrstd="t" o:hr="t" fillcolor="#a0a0a0" stroked="f"/>
         </w:pict>
       </w:r>
@@ -19624,7 +19624,7 @@
           <w:kern w:val="0"/>
           <w:lang w:eastAsia="de-DE"/>
         </w:rPr>
-        <w:pict w14:anchorId="4C46440E">
+        <w:pict w14:anchorId="79E90325">
           <v:rect id="_x0000_i1110" alt="" style="width:453.6pt;height:.05pt;mso-width-percent:0;mso-height-percent:0;mso-width-percent:0;mso-height-percent:0" o:hralign="center" o:hrstd="t" o:hr="t" fillcolor="#a0a0a0" stroked="f"/>
         </w:pict>
       </w:r>
@@ -19775,7 +19775,7 @@
           <w:kern w:val="0"/>
           <w:lang w:eastAsia="de-DE"/>
         </w:rPr>
-        <w:pict w14:anchorId="52A638C2">
+        <w:pict w14:anchorId="3A0316BA">
           <v:rect id="_x0000_i1109" alt="" style="width:453.6pt;height:.05pt;mso-width-percent:0;mso-height-percent:0;mso-width-percent:0;mso-height-percent:0" o:hralign="center" o:hrstd="t" o:hr="t" fillcolor="#a0a0a0" stroked="f"/>
         </w:pict>
       </w:r>
@@ -19966,7 +19966,7 @@
           <w:kern w:val="0"/>
           <w:lang w:eastAsia="de-DE"/>
         </w:rPr>
-        <w:pict w14:anchorId="2AE60874">
+        <w:pict w14:anchorId="59276270">
           <v:rect id="_x0000_i1108" alt="" style="width:453.6pt;height:.05pt;mso-width-percent:0;mso-height-percent:0;mso-width-percent:0;mso-height-percent:0" o:hralign="center" o:hrstd="t" o:hr="t" fillcolor="#a0a0a0" stroked="f"/>
         </w:pict>
       </w:r>
@@ -20178,7 +20178,7 @@
           <w:kern w:val="0"/>
           <w:lang w:eastAsia="de-DE"/>
         </w:rPr>
-        <w:pict w14:anchorId="5B9C258E">
+        <w:pict w14:anchorId="6FEF4184">
           <v:rect id="_x0000_i1107" alt="" style="width:453.6pt;height:.05pt;mso-width-percent:0;mso-height-percent:0;mso-width-percent:0;mso-height-percent:0" o:hralign="center" o:hrstd="t" o:hr="t" fillcolor="#a0a0a0" stroked="f"/>
         </w:pict>
       </w:r>
@@ -20329,7 +20329,7 @@
           <w:kern w:val="0"/>
           <w:lang w:eastAsia="de-DE"/>
         </w:rPr>
-        <w:pict w14:anchorId="129AFFE3">
+        <w:pict w14:anchorId="274D0C05">
           <v:rect id="_x0000_i1106" alt="" style="width:453.6pt;height:.05pt;mso-width-percent:0;mso-height-percent:0;mso-width-percent:0;mso-height-percent:0" o:hralign="center" o:hrstd="t" o:hr="t" fillcolor="#a0a0a0" stroked="f"/>
         </w:pict>
       </w:r>
@@ -20471,7 +20471,7 @@
           <w:kern w:val="0"/>
           <w:lang w:eastAsia="de-DE"/>
         </w:rPr>
-        <w:pict w14:anchorId="376E5BEC">
+        <w:pict w14:anchorId="650BEBC3">
           <v:rect id="_x0000_i1105" alt="" style="width:453.6pt;height:.05pt;mso-width-percent:0;mso-height-percent:0;mso-width-percent:0;mso-height-percent:0" o:hralign="center" o:hrstd="t" o:hr="t" fillcolor="#a0a0a0" stroked="f"/>
         </w:pict>
       </w:r>
@@ -20605,7 +20605,7 @@
           <w:lang w:eastAsia="de-DE"/>
         </w:rPr>
         <w:lastRenderedPageBreak/>
-        <w:pict w14:anchorId="621F2906">
+        <w:pict w14:anchorId="4A6BCE56">
           <v:rect id="_x0000_i1104" alt="" style="width:453.6pt;height:.05pt;mso-width-percent:0;mso-height-percent:0;mso-width-percent:0;mso-height-percent:0" o:hralign="center" o:hrstd="t" o:hr="t" fillcolor="#a0a0a0" stroked="f"/>
         </w:pict>
       </w:r>
@@ -20718,7 +20718,7 @@
           <w:kern w:val="0"/>
           <w:lang w:eastAsia="de-DE"/>
         </w:rPr>
-        <w:pict w14:anchorId="1B5AF51F">
+        <w:pict w14:anchorId="79563453">
           <v:rect id="_x0000_i1103" alt="" style="width:453.6pt;height:.05pt;mso-width-percent:0;mso-height-percent:0;mso-width-percent:0;mso-height-percent:0" o:hralign="center" o:hrstd="t" o:hr="t" fillcolor="#a0a0a0" stroked="f"/>
         </w:pict>
       </w:r>
@@ -20831,7 +20831,7 @@
           <w:kern w:val="0"/>
           <w:lang w:eastAsia="de-DE"/>
         </w:rPr>
-        <w:pict w14:anchorId="26EB2BBC">
+        <w:pict w14:anchorId="6EE694EE">
           <v:rect id="_x0000_i1102" alt="" style="width:453.6pt;height:.05pt;mso-width-percent:0;mso-height-percent:0;mso-width-percent:0;mso-height-percent:0" o:hralign="center" o:hrstd="t" o:hr="t" fillcolor="#a0a0a0" stroked="f"/>
         </w:pict>
       </w:r>
@@ -20944,7 +20944,7 @@
           <w:kern w:val="0"/>
           <w:lang w:eastAsia="de-DE"/>
         </w:rPr>
-        <w:pict w14:anchorId="438DC23D">
+        <w:pict w14:anchorId="1338D582">
           <v:rect id="_x0000_i1101" alt="" style="width:453.6pt;height:.05pt;mso-width-percent:0;mso-height-percent:0;mso-width-percent:0;mso-height-percent:0" o:hralign="center" o:hrstd="t" o:hr="t" fillcolor="#a0a0a0" stroked="f"/>
         </w:pict>
       </w:r>
@@ -21084,7 +21084,7 @@
           <w:kern w:val="0"/>
           <w:lang w:eastAsia="de-DE"/>
         </w:rPr>
-        <w:pict w14:anchorId="4E508C31">
+        <w:pict w14:anchorId="6DE2EFA2">
           <v:rect id="_x0000_i1100" alt="" style="width:453.6pt;height:.05pt;mso-width-percent:0;mso-height-percent:0;mso-width-percent:0;mso-height-percent:0" o:hralign="center" o:hrstd="t" o:hr="t" fillcolor="#a0a0a0" stroked="f"/>
         </w:pict>
       </w:r>
@@ -21356,7 +21356,7 @@
           <w:kern w:val="0"/>
           <w:lang w:eastAsia="de-DE"/>
         </w:rPr>
-        <w:pict w14:anchorId="03FB7B14">
+        <w:pict w14:anchorId="2DA32A0E">
           <v:rect id="_x0000_i1099" alt="" style="width:453.6pt;height:.05pt;mso-width-percent:0;mso-height-percent:0;mso-width-percent:0;mso-height-percent:0" o:hralign="center" o:hrstd="t" o:hr="t" fillcolor="#a0a0a0" stroked="f"/>
         </w:pict>
       </w:r>
@@ -21507,7 +21507,7 @@
           <w:kern w:val="0"/>
           <w:lang w:eastAsia="de-DE"/>
         </w:rPr>
-        <w:pict w14:anchorId="64562B77">
+        <w:pict w14:anchorId="6B35194D">
           <v:rect id="_x0000_i1098" alt="" style="width:453.6pt;height:.05pt;mso-width-percent:0;mso-height-percent:0;mso-width-percent:0;mso-height-percent:0" o:hralign="center" o:hrstd="t" o:hr="t" fillcolor="#a0a0a0" stroked="f"/>
         </w:pict>
       </w:r>
@@ -21739,7 +21739,7 @@
           <w:lang w:eastAsia="de-DE"/>
         </w:rPr>
         <w:lastRenderedPageBreak/>
-        <w:pict w14:anchorId="61C6A24B">
+        <w:pict w14:anchorId="29E01E45">
           <v:rect id="_x0000_i1097" alt="" style="width:453.6pt;height:.05pt;mso-width-percent:0;mso-height-percent:0;mso-width-percent:0;mso-height-percent:0" o:hralign="center" o:hrstd="t" o:hr="t" fillcolor="#a0a0a0" stroked="f"/>
         </w:pict>
       </w:r>
@@ -22059,7 +22059,7 @@
           <w:kern w:val="0"/>
           <w:lang w:eastAsia="de-DE"/>
         </w:rPr>
-        <w:pict w14:anchorId="16E79524">
+        <w:pict w14:anchorId="44EEB36A">
           <v:rect id="_x0000_i1096" alt="" style="width:453.6pt;height:.05pt;mso-width-percent:0;mso-height-percent:0;mso-width-percent:0;mso-height-percent:0" o:hralign="center" o:hrstd="t" o:hr="t" fillcolor="#a0a0a0" stroked="f"/>
         </w:pict>
       </w:r>
@@ -22170,7 +22170,7 @@
           <w:kern w:val="0"/>
           <w:lang w:eastAsia="de-DE"/>
         </w:rPr>
-        <w:pict w14:anchorId="7281991D">
+        <w:pict w14:anchorId="162D01D6">
           <v:rect id="_x0000_i1095" alt="" style="width:453.6pt;height:.05pt;mso-width-percent:0;mso-height-percent:0;mso-width-percent:0;mso-height-percent:0" o:hralign="center" o:hrstd="t" o:hr="t" fillcolor="#a0a0a0" stroked="f"/>
         </w:pict>
       </w:r>
@@ -22556,7 +22556,7 @@
           <w:kern w:val="0"/>
           <w:lang w:eastAsia="de-DE"/>
         </w:rPr>
-        <w:pict w14:anchorId="321992FD">
+        <w:pict w14:anchorId="6DFD39DE">
           <v:rect id="_x0000_i1094" alt="" style="width:453.6pt;height:.05pt;mso-width-percent:0;mso-height-percent:0;mso-width-percent:0;mso-height-percent:0" o:hralign="center" o:hrstd="t" o:hr="t" fillcolor="#a0a0a0" stroked="f"/>
         </w:pict>
       </w:r>
@@ -22765,7 +22765,7 @@
           <w:kern w:val="0"/>
           <w:lang w:eastAsia="de-DE"/>
         </w:rPr>
-        <w:pict w14:anchorId="7CA3447B">
+        <w:pict w14:anchorId="0AD5590F">
           <v:rect id="_x0000_i1093" alt="" style="width:453.6pt;height:.05pt;mso-width-percent:0;mso-height-percent:0;mso-width-percent:0;mso-height-percent:0" o:hralign="center" o:hrstd="t" o:hr="t" fillcolor="#a0a0a0" stroked="f"/>
         </w:pict>
       </w:r>
@@ -22856,7 +22856,7 @@
           <w:kern w:val="0"/>
           <w:lang w:eastAsia="de-DE"/>
         </w:rPr>
-        <w:pict w14:anchorId="6CA5B0C7">
+        <w:pict w14:anchorId="04D260B1">
           <v:rect id="_x0000_i1092" alt="" style="width:453.6pt;height:.05pt;mso-width-percent:0;mso-height-percent:0;mso-width-percent:0;mso-height-percent:0" o:hralign="center" o:hrstd="t" o:hr="t" fillcolor="#a0a0a0" stroked="f"/>
         </w:pict>
       </w:r>
@@ -23308,7 +23308,7 @@
           <w:kern w:val="0"/>
           <w:lang w:eastAsia="de-DE"/>
         </w:rPr>
-        <w:pict w14:anchorId="18D4BE12">
+        <w:pict w14:anchorId="66979E2A">
           <v:rect id="_x0000_i1091" alt="" style="width:453.6pt;height:.05pt;mso-width-percent:0;mso-height-percent:0;mso-width-percent:0;mso-height-percent:0" o:hralign="center" o:hrstd="t" o:hr="t" fillcolor="#a0a0a0" stroked="f"/>
         </w:pict>
       </w:r>
@@ -23419,7 +23419,7 @@
           <w:kern w:val="0"/>
           <w:lang w:eastAsia="de-DE"/>
         </w:rPr>
-        <w:pict w14:anchorId="2BA778C6">
+        <w:pict w14:anchorId="50F1CD1D">
           <v:rect id="_x0000_i1090" alt="" style="width:453.6pt;height:.05pt;mso-width-percent:0;mso-height-percent:0;mso-width-percent:0;mso-height-percent:0" o:hralign="center" o:hrstd="t" o:hr="t" fillcolor="#a0a0a0" stroked="f"/>
         </w:pict>
       </w:r>
@@ -23570,7 +23570,7 @@
           <w:kern w:val="0"/>
           <w:lang w:eastAsia="de-DE"/>
         </w:rPr>
-        <w:pict w14:anchorId="309141C5">
+        <w:pict w14:anchorId="71974325">
           <v:rect id="_x0000_i1089" alt="" style="width:453.6pt;height:.05pt;mso-width-percent:0;mso-height-percent:0;mso-width-percent:0;mso-height-percent:0" o:hralign="center" o:hrstd="t" o:hr="t" fillcolor="#a0a0a0" stroked="f"/>
         </w:pict>
       </w:r>
@@ -23742,7 +23742,7 @@
           <w:kern w:val="0"/>
           <w:lang w:eastAsia="de-DE"/>
         </w:rPr>
-        <w:pict w14:anchorId="6755D478">
+        <w:pict w14:anchorId="1EA23026">
           <v:rect id="_x0000_i1088" alt="" style="width:453.6pt;height:.05pt;mso-width-percent:0;mso-height-percent:0;mso-width-percent:0;mso-height-percent:0" o:hralign="center" o:hrstd="t" o:hr="t" fillcolor="#a0a0a0" stroked="f"/>
         </w:pict>
       </w:r>
@@ -23873,7 +23873,7 @@
           <w:kern w:val="0"/>
           <w:lang w:eastAsia="de-DE"/>
         </w:rPr>
-        <w:pict w14:anchorId="396EDFE1">
+        <w:pict w14:anchorId="2C593D72">
           <v:rect id="_x0000_i1087" alt="" style="width:453.6pt;height:.05pt;mso-width-percent:0;mso-height-percent:0;mso-width-percent:0;mso-height-percent:0" o:hralign="center" o:hrstd="t" o:hr="t" fillcolor="#a0a0a0" stroked="f"/>
         </w:pict>
       </w:r>
@@ -24004,7 +24004,7 @@
           <w:kern w:val="0"/>
           <w:lang w:eastAsia="de-DE"/>
         </w:rPr>
-        <w:pict w14:anchorId="3A85347A">
+        <w:pict w14:anchorId="1969F98F">
           <v:rect id="_x0000_i1086" alt="" style="width:453.6pt;height:.05pt;mso-width-percent:0;mso-height-percent:0;mso-width-percent:0;mso-height-percent:0" o:hralign="center" o:hrstd="t" o:hr="t" fillcolor="#a0a0a0" stroked="f"/>
         </w:pict>
       </w:r>
@@ -24155,7 +24155,7 @@
           <w:kern w:val="0"/>
           <w:lang w:eastAsia="de-DE"/>
         </w:rPr>
-        <w:pict w14:anchorId="3BD2A472">
+        <w:pict w14:anchorId="1D96A298">
           <v:rect id="_x0000_i1085" alt="" style="width:453.6pt;height:.05pt;mso-width-percent:0;mso-height-percent:0;mso-width-percent:0;mso-height-percent:0" o:hralign="center" o:hrstd="t" o:hr="t" fillcolor="#a0a0a0" stroked="f"/>
         </w:pict>
       </w:r>
@@ -24287,7 +24287,7 @@
           <w:kern w:val="0"/>
           <w:lang w:eastAsia="de-DE"/>
         </w:rPr>
-        <w:pict w14:anchorId="386FA584">
+        <w:pict w14:anchorId="0559FBC8">
           <v:rect id="_x0000_i1084" alt="" style="width:453.6pt;height:.05pt;mso-width-percent:0;mso-height-percent:0;mso-width-percent:0;mso-height-percent:0" o:hralign="center" o:hrstd="t" o:hr="t" fillcolor="#a0a0a0" stroked="f"/>
         </w:pict>
       </w:r>
@@ -24418,7 +24418,7 @@
           <w:kern w:val="0"/>
           <w:lang w:eastAsia="de-DE"/>
         </w:rPr>
-        <w:pict w14:anchorId="29374F69">
+        <w:pict w14:anchorId="6773352E">
           <v:rect id="_x0000_i1083" alt="" style="width:453.6pt;height:.05pt;mso-width-percent:0;mso-height-percent:0;mso-width-percent:0;mso-height-percent:0" o:hralign="center" o:hrstd="t" o:hr="t" fillcolor="#a0a0a0" stroked="f"/>
         </w:pict>
       </w:r>
@@ -24569,7 +24569,7 @@
           <w:kern w:val="0"/>
           <w:lang w:eastAsia="de-DE"/>
         </w:rPr>
-        <w:pict w14:anchorId="5E89BB03">
+        <w:pict w14:anchorId="301A4C64">
           <v:rect id="_x0000_i1082" alt="" style="width:453.6pt;height:.05pt;mso-width-percent:0;mso-height-percent:0;mso-width-percent:0;mso-height-percent:0" o:hralign="center" o:hrstd="t" o:hr="t" fillcolor="#a0a0a0" stroked="f"/>
         </w:pict>
       </w:r>
@@ -24701,7 +24701,7 @@
           <w:lang w:eastAsia="de-DE"/>
         </w:rPr>
         <w:lastRenderedPageBreak/>
-        <w:pict w14:anchorId="4FB4CB18">
+        <w:pict w14:anchorId="0545F751">
           <v:rect id="_x0000_i1081" alt="" style="width:453.6pt;height:.05pt;mso-width-percent:0;mso-height-percent:0;mso-width-percent:0;mso-height-percent:0" o:hralign="center" o:hrstd="t" o:hr="t" fillcolor="#a0a0a0" stroked="f"/>
         </w:pict>
       </w:r>
@@ -24852,7 +24852,7 @@
           <w:kern w:val="0"/>
           <w:lang w:eastAsia="de-DE"/>
         </w:rPr>
-        <w:pict w14:anchorId="1C3967F4">
+        <w:pict w14:anchorId="4886C2AC">
           <v:rect id="_x0000_i1080" alt="" style="width:453.6pt;height:.05pt;mso-width-percent:0;mso-height-percent:0;mso-width-percent:0;mso-height-percent:0" o:hralign="center" o:hrstd="t" o:hr="t" fillcolor="#a0a0a0" stroked="f"/>
         </w:pict>
       </w:r>
@@ -24972,7 +24972,7 @@
           <w:kern w:val="0"/>
           <w:lang w:eastAsia="de-DE"/>
         </w:rPr>
-        <w:pict w14:anchorId="11F9ADD3">
+        <w:pict w14:anchorId="327931FB">
           <v:rect id="_x0000_i1079" alt="" style="width:453.6pt;height:.05pt;mso-width-percent:0;mso-height-percent:0;mso-width-percent:0;mso-height-percent:0" o:hralign="center" o:hrstd="t" o:hr="t" fillcolor="#a0a0a0" stroked="f"/>
         </w:pict>
       </w:r>
@@ -25083,7 +25083,7 @@
           <w:kern w:val="0"/>
           <w:lang w:eastAsia="de-DE"/>
         </w:rPr>
-        <w:pict w14:anchorId="2120E2A2">
+        <w:pict w14:anchorId="5D14C112">
           <v:rect id="_x0000_i1078" alt="" style="width:453.6pt;height:.05pt;mso-width-percent:0;mso-height-percent:0;mso-width-percent:0;mso-height-percent:0" o:hralign="center" o:hrstd="t" o:hr="t" fillcolor="#a0a0a0" stroked="f"/>
         </w:pict>
       </w:r>
@@ -25235,7 +25235,7 @@
           <w:lang w:eastAsia="de-DE"/>
         </w:rPr>
         <w:lastRenderedPageBreak/>
-        <w:pict w14:anchorId="57151213">
+        <w:pict w14:anchorId="54DE6169">
           <v:rect id="_x0000_i1077" alt="" style="width:453.6pt;height:.05pt;mso-width-percent:0;mso-height-percent:0;mso-width-percent:0;mso-height-percent:0" o:hralign="center" o:hrstd="t" o:hr="t" fillcolor="#a0a0a0" stroked="f"/>
         </w:pict>
       </w:r>
@@ -25346,7 +25346,7 @@
           <w:kern w:val="0"/>
           <w:lang w:eastAsia="de-DE"/>
         </w:rPr>
-        <w:pict w14:anchorId="7841FE6B">
+        <w:pict w14:anchorId="3DA9A5EF">
           <v:rect id="_x0000_i1076" alt="" style="width:453.6pt;height:.05pt;mso-width-percent:0;mso-height-percent:0;mso-width-percent:0;mso-height-percent:0" o:hralign="center" o:hrstd="t" o:hr="t" fillcolor="#a0a0a0" stroked="f"/>
         </w:pict>
       </w:r>
@@ -25477,7 +25477,7 @@
           <w:kern w:val="0"/>
           <w:lang w:eastAsia="de-DE"/>
         </w:rPr>
-        <w:pict w14:anchorId="18BBA495">
+        <w:pict w14:anchorId="58AC6BA0">
           <v:rect id="_x0000_i1075" alt="" style="width:453.6pt;height:.05pt;mso-width-percent:0;mso-height-percent:0;mso-width-percent:0;mso-height-percent:0" o:hralign="center" o:hrstd="t" o:hr="t" fillcolor="#a0a0a0" stroked="f"/>
         </w:pict>
       </w:r>
@@ -25659,7 +25659,7 @@
           <w:kern w:val="0"/>
           <w:lang w:eastAsia="de-DE"/>
         </w:rPr>
-        <w:pict w14:anchorId="10226B48">
+        <w:pict w14:anchorId="28F0CDEA">
           <v:rect id="_x0000_i1074" alt="" style="width:453.6pt;height:.05pt;mso-width-percent:0;mso-height-percent:0;mso-width-percent:0;mso-height-percent:0" o:hralign="center" o:hrstd="t" o:hr="t" fillcolor="#a0a0a0" stroked="f"/>
         </w:pict>
       </w:r>
@@ -25813,7 +25813,7 @@
           <w:lang w:eastAsia="de-DE"/>
         </w:rPr>
         <w:lastRenderedPageBreak/>
-        <w:pict w14:anchorId="23F7F2FA">
+        <w:pict w14:anchorId="17F4CA64">
           <v:rect id="_x0000_i1073" alt="" style="width:453.6pt;height:.05pt;mso-width-percent:0;mso-height-percent:0;mso-width-percent:0;mso-height-percent:0" o:hralign="center" o:hrstd="t" o:hr="t" fillcolor="#a0a0a0" stroked="f"/>
         </w:pict>
       </w:r>
@@ -25926,7 +25926,7 @@
           <w:kern w:val="0"/>
           <w:lang w:eastAsia="de-DE"/>
         </w:rPr>
-        <w:pict w14:anchorId="3CDD1D5D">
+        <w:pict w14:anchorId="7BCC8400">
           <v:rect id="_x0000_i1072" alt="" style="width:453.6pt;height:.05pt;mso-width-percent:0;mso-height-percent:0;mso-width-percent:0;mso-height-percent:0" o:hralign="center" o:hrstd="t" o:hr="t" fillcolor="#a0a0a0" stroked="f"/>
         </w:pict>
       </w:r>
@@ -26059,7 +26059,7 @@
           <w:kern w:val="0"/>
           <w:lang w:eastAsia="de-DE"/>
         </w:rPr>
-        <w:pict w14:anchorId="655F854A">
+        <w:pict w14:anchorId="3D75D5B1">
           <v:rect id="_x0000_i1071" alt="" style="width:453.6pt;height:.05pt;mso-width-percent:0;mso-height-percent:0;mso-width-percent:0;mso-height-percent:0" o:hralign="center" o:hrstd="t" o:hr="t" fillcolor="#a0a0a0" stroked="f"/>
         </w:pict>
       </w:r>
@@ -26212,7 +26212,7 @@
           <w:kern w:val="0"/>
           <w:lang w:eastAsia="de-DE"/>
         </w:rPr>
-        <w:pict w14:anchorId="19AC15C4">
+        <w:pict w14:anchorId="393D361B">
           <v:rect id="_x0000_i1070" alt="" style="width:453.6pt;height:.05pt;mso-width-percent:0;mso-height-percent:0;mso-width-percent:0;mso-height-percent:0" o:hralign="center" o:hrstd="t" o:hr="t" fillcolor="#a0a0a0" stroked="f"/>
         </w:pict>
       </w:r>
@@ -26332,7 +26332,7 @@
           <w:kern w:val="0"/>
           <w:lang w:eastAsia="de-DE"/>
         </w:rPr>
-        <w:pict w14:anchorId="101CBEBE">
+        <w:pict w14:anchorId="1C10CF59">
           <v:rect id="_x0000_i1069" alt="" style="width:453.6pt;height:.05pt;mso-width-percent:0;mso-height-percent:0;mso-width-percent:0;mso-height-percent:0" o:hralign="center" o:hrstd="t" o:hr="t" fillcolor="#a0a0a0" stroked="f"/>
         </w:pict>
       </w:r>
@@ -26564,7 +26564,7 @@
           <w:kern w:val="0"/>
           <w:lang w:eastAsia="de-DE"/>
         </w:rPr>
-        <w:pict w14:anchorId="22F88A64">
+        <w:pict w14:anchorId="2535A3C7">
           <v:rect id="_x0000_i1068" alt="" style="width:453.6pt;height:.05pt;mso-width-percent:0;mso-height-percent:0;mso-width-percent:0;mso-height-percent:0" o:hralign="center" o:hrstd="t" o:hr="t" fillcolor="#a0a0a0" stroked="f"/>
         </w:pict>
       </w:r>
@@ -26675,7 +26675,7 @@
           <w:kern w:val="0"/>
           <w:lang w:eastAsia="de-DE"/>
         </w:rPr>
-        <w:pict w14:anchorId="1ED4F68F">
+        <w:pict w14:anchorId="5F4F883E">
           <v:rect id="_x0000_i1067" alt="" style="width:453.6pt;height:.05pt;mso-width-percent:0;mso-height-percent:0;mso-width-percent:0;mso-height-percent:0" o:hralign="center" o:hrstd="t" o:hr="t" fillcolor="#a0a0a0" stroked="f"/>
         </w:pict>
       </w:r>
@@ -26830,7 +26830,7 @@
           <w:kern w:val="0"/>
           <w:lang w:eastAsia="de-DE"/>
         </w:rPr>
-        <w:pict w14:anchorId="79B877CD">
+        <w:pict w14:anchorId="4390C039">
           <v:rect id="_x0000_i1066" alt="" style="width:453.6pt;height:.05pt;mso-width-percent:0;mso-height-percent:0;mso-width-percent:0;mso-height-percent:0" o:hralign="center" o:hrstd="t" o:hr="t" fillcolor="#a0a0a0" stroked="f"/>
         </w:pict>
       </w:r>
@@ -27143,7 +27143,7 @@
           <w:lang w:eastAsia="de-DE"/>
         </w:rPr>
         <w:lastRenderedPageBreak/>
-        <w:pict w14:anchorId="137DE2B0">
+        <w:pict w14:anchorId="367FAAA4">
           <v:rect id="_x0000_i1065" alt="" style="width:453.6pt;height:.05pt;mso-width-percent:0;mso-height-percent:0;mso-width-percent:0;mso-height-percent:0" o:hralign="center" o:hrstd="t" o:hr="t" fillcolor="#a0a0a0" stroked="f"/>
         </w:pict>
       </w:r>
@@ -27618,7 +27618,7 @@
           <w:kern w:val="0"/>
           <w:lang w:eastAsia="de-DE"/>
         </w:rPr>
-        <w:pict w14:anchorId="32EF4F52">
+        <w:pict w14:anchorId="6DEFCFBB">
           <v:rect id="_x0000_i1064" alt="" style="width:453.6pt;height:.05pt;mso-width-percent:0;mso-height-percent:0;mso-width-percent:0;mso-height-percent:0" o:hralign="center" o:hrstd="t" o:hr="t" fillcolor="#a0a0a0" stroked="f"/>
         </w:pict>
       </w:r>
@@ -28114,7 +28114,7 @@
           <w:kern w:val="0"/>
           <w:lang w:eastAsia="de-DE"/>
         </w:rPr>
-        <w:pict w14:anchorId="5CECE523">
+        <w:pict w14:anchorId="0CE2A91F">
           <v:rect id="_x0000_i1063" alt="" style="width:453.6pt;height:.05pt;mso-width-percent:0;mso-height-percent:0;mso-width-percent:0;mso-height-percent:0" o:hralign="center" o:hrstd="t" o:hr="t" fillcolor="#a0a0a0" stroked="f"/>
         </w:pict>
       </w:r>
@@ -28225,7 +28225,7 @@
           <w:kern w:val="0"/>
           <w:lang w:eastAsia="de-DE"/>
         </w:rPr>
-        <w:pict w14:anchorId="1DDEF7D9">
+        <w:pict w14:anchorId="4784E6EE">
           <v:rect id="_x0000_i1062" alt="" style="width:453.6pt;height:.05pt;mso-width-percent:0;mso-height-percent:0;mso-width-percent:0;mso-height-percent:0" o:hralign="center" o:hrstd="t" o:hr="t" fillcolor="#a0a0a0" stroked="f"/>
         </w:pict>
       </w:r>
@@ -28397,7 +28397,7 @@
           <w:kern w:val="0"/>
           <w:lang w:eastAsia="de-DE"/>
         </w:rPr>
-        <w:pict w14:anchorId="6E3B0438">
+        <w:pict w14:anchorId="76BCBB96">
           <v:rect id="_x0000_i1061" alt="" style="width:453.6pt;height:.05pt;mso-width-percent:0;mso-height-percent:0;mso-width-percent:0;mso-height-percent:0" o:hralign="center" o:hrstd="t" o:hr="t" fillcolor="#a0a0a0" stroked="f"/>
         </w:pict>
       </w:r>
@@ -28528,7 +28528,7 @@
           <w:kern w:val="0"/>
           <w:lang w:eastAsia="de-DE"/>
         </w:rPr>
-        <w:pict w14:anchorId="695487A2">
+        <w:pict w14:anchorId="56D44A67">
           <v:rect id="_x0000_i1060" alt="" style="width:453.6pt;height:.05pt;mso-width-percent:0;mso-height-percent:0;mso-width-percent:0;mso-height-percent:0" o:hralign="center" o:hrstd="t" o:hr="t" fillcolor="#a0a0a0" stroked="f"/>
         </w:pict>
       </w:r>
@@ -28619,7 +28619,7 @@
           <w:kern w:val="0"/>
           <w:lang w:eastAsia="de-DE"/>
         </w:rPr>
-        <w:pict w14:anchorId="7FF87764">
+        <w:pict w14:anchorId="3CFE3B9C">
           <v:rect id="_x0000_i1059" alt="" style="width:453.6pt;height:.05pt;mso-width-percent:0;mso-height-percent:0;mso-width-percent:0;mso-height-percent:0" o:hralign="center" o:hrstd="t" o:hr="t" fillcolor="#a0a0a0" stroked="f"/>
         </w:pict>
       </w:r>
@@ -28770,7 +28770,7 @@
           <w:kern w:val="0"/>
           <w:lang w:eastAsia="de-DE"/>
         </w:rPr>
-        <w:pict w14:anchorId="4C3C62CE">
+        <w:pict w14:anchorId="5EDF087A">
           <v:rect id="_x0000_i1058" alt="" style="width:453.6pt;height:.05pt;mso-width-percent:0;mso-height-percent:0;mso-width-percent:0;mso-height-percent:0" o:hralign="center" o:hrstd="t" o:hr="t" fillcolor="#a0a0a0" stroked="f"/>
         </w:pict>
       </w:r>
@@ -28882,7 +28882,7 @@
           <w:kern w:val="0"/>
           <w:lang w:eastAsia="de-DE"/>
         </w:rPr>
-        <w:pict w14:anchorId="474B2C14">
+        <w:pict w14:anchorId="3B825A0F">
           <v:rect id="_x0000_i1057" alt="" style="width:453.6pt;height:.05pt;mso-width-percent:0;mso-height-percent:0;mso-width-percent:0;mso-height-percent:0" o:hralign="center" o:hrstd="t" o:hr="t" fillcolor="#a0a0a0" stroked="f"/>
         </w:pict>
       </w:r>
@@ -28993,7 +28993,7 @@
           <w:kern w:val="0"/>
           <w:lang w:eastAsia="de-DE"/>
         </w:rPr>
-        <w:pict w14:anchorId="11170AD8">
+        <w:pict w14:anchorId="6D6AE729">
           <v:rect id="_x0000_i1056" alt="" style="width:453.6pt;height:.05pt;mso-width-percent:0;mso-height-percent:0;mso-width-percent:0;mso-height-percent:0" o:hralign="center" o:hrstd="t" o:hr="t" fillcolor="#a0a0a0" stroked="f"/>
         </w:pict>
       </w:r>
@@ -29104,7 +29104,7 @@
           <w:kern w:val="0"/>
           <w:lang w:eastAsia="de-DE"/>
         </w:rPr>
-        <w:pict w14:anchorId="120F8369">
+        <w:pict w14:anchorId="21BBC49C">
           <v:rect id="_x0000_i1055" alt="" style="width:453.6pt;height:.05pt;mso-width-percent:0;mso-height-percent:0;mso-width-percent:0;mso-height-percent:0" o:hralign="center" o:hrstd="t" o:hr="t" fillcolor="#a0a0a0" stroked="f"/>
         </w:pict>
       </w:r>
@@ -29311,7 +29311,7 @@
           <w:kern w:val="0"/>
           <w:lang w:eastAsia="de-DE"/>
         </w:rPr>
-        <w:pict w14:anchorId="71F7E3CB">
+        <w:pict w14:anchorId="74D99BEA">
           <v:rect id="_x0000_i1054" alt="" style="width:453.6pt;height:.05pt;mso-width-percent:0;mso-height-percent:0;mso-width-percent:0;mso-height-percent:0" o:hralign="center" o:hrstd="t" o:hr="t" fillcolor="#a0a0a0" stroked="f"/>
         </w:pict>
       </w:r>
@@ -29583,7 +29583,7 @@
           <w:kern w:val="0"/>
           <w:lang w:eastAsia="de-DE"/>
         </w:rPr>
-        <w:pict w14:anchorId="4BCFC439">
+        <w:pict w14:anchorId="11D45755">
           <v:rect id="_x0000_i1053" alt="" style="width:453.6pt;height:.05pt;mso-width-percent:0;mso-height-percent:0;mso-width-percent:0;mso-height-percent:0" o:hralign="center" o:hrstd="t" o:hr="t" fillcolor="#a0a0a0" stroked="f"/>
         </w:pict>
       </w:r>
@@ -29977,7 +29977,7 @@
           <w:kern w:val="0"/>
           <w:lang w:eastAsia="de-DE"/>
         </w:rPr>
-        <w:pict w14:anchorId="7E103D64">
+        <w:pict w14:anchorId="1568AAFB">
           <v:rect id="_x0000_i1052" alt="" style="width:453.6pt;height:.05pt;mso-width-percent:0;mso-height-percent:0;mso-width-percent:0;mso-height-percent:0" o:hralign="center" o:hrstd="t" o:hr="t" fillcolor="#a0a0a0" stroked="f"/>
         </w:pict>
       </w:r>
@@ -30168,7 +30168,7 @@
           <w:kern w:val="0"/>
           <w:lang w:eastAsia="de-DE"/>
         </w:rPr>
-        <w:pict w14:anchorId="6F03430C">
+        <w:pict w14:anchorId="24707B61">
           <v:rect id="_x0000_i1051" alt="" style="width:453.6pt;height:.05pt;mso-width-percent:0;mso-height-percent:0;mso-width-percent:0;mso-height-percent:0" o:hralign="center" o:hrstd="t" o:hr="t" fillcolor="#a0a0a0" stroked="f"/>
         </w:pict>
       </w:r>
@@ -30321,7 +30321,7 @@
           <w:kern w:val="0"/>
           <w:lang w:eastAsia="de-DE"/>
         </w:rPr>
-        <w:pict w14:anchorId="6D330A60">
+        <w:pict w14:anchorId="210A14D0">
           <v:rect id="_x0000_i1050" alt="" style="width:453.6pt;height:.05pt;mso-width-percent:0;mso-height-percent:0;mso-width-percent:0;mso-height-percent:0" o:hralign="center" o:hrstd="t" o:hr="t" fillcolor="#a0a0a0" stroked="f"/>
         </w:pict>
       </w:r>
@@ -30517,7 +30517,7 @@
           <w:kern w:val="0"/>
           <w:lang w:eastAsia="de-DE"/>
         </w:rPr>
-        <w:pict w14:anchorId="553F54B5">
+        <w:pict w14:anchorId="088E2C4C">
           <v:rect id="_x0000_i1049" alt="" style="width:453.6pt;height:.05pt;mso-width-percent:0;mso-height-percent:0;mso-width-percent:0;mso-height-percent:0" o:hralign="center" o:hrstd="t" o:hr="t" fillcolor="#a0a0a0" stroked="f"/>
         </w:pict>
       </w:r>
@@ -30688,7 +30688,7 @@
           <w:kern w:val="0"/>
           <w:lang w:eastAsia="de-DE"/>
         </w:rPr>
-        <w:pict w14:anchorId="32A12946">
+        <w:pict w14:anchorId="1F8C39CF">
           <v:rect id="_x0000_i1048" alt="" style="width:453.6pt;height:.05pt;mso-width-percent:0;mso-height-percent:0;mso-width-percent:0;mso-height-percent:0" o:hralign="center" o:hrstd="t" o:hr="t" fillcolor="#a0a0a0" stroked="f"/>
         </w:pict>
       </w:r>
@@ -30870,7 +30870,7 @@
           <w:kern w:val="0"/>
           <w:lang w:eastAsia="de-DE"/>
         </w:rPr>
-        <w:pict w14:anchorId="08F8EDCE">
+        <w:pict w14:anchorId="25188526">
           <v:rect id="_x0000_i1047" alt="" style="width:453.6pt;height:.05pt;mso-width-percent:0;mso-height-percent:0;mso-width-percent:0;mso-height-percent:0" o:hralign="center" o:hrstd="t" o:hr="t" fillcolor="#a0a0a0" stroked="f"/>
         </w:pict>
       </w:r>
@@ -31003,7 +31003,7 @@
           <w:kern w:val="0"/>
           <w:lang w:eastAsia="de-DE"/>
         </w:rPr>
-        <w:pict w14:anchorId="494A2E79">
+        <w:pict w14:anchorId="30353700">
           <v:rect id="_x0000_i1046" alt="" style="width:453.6pt;height:.05pt;mso-width-percent:0;mso-height-percent:0;mso-width-percent:0;mso-height-percent:0" o:hralign="center" o:hrstd="t" o:hr="t" fillcolor="#a0a0a0" stroked="f"/>
         </w:pict>
       </w:r>
@@ -31137,7 +31137,7 @@
           <w:kern w:val="0"/>
           <w:lang w:eastAsia="de-DE"/>
         </w:rPr>
-        <w:pict w14:anchorId="7FD6C832">
+        <w:pict w14:anchorId="3196E56F">
           <v:rect id="_x0000_i1045" alt="" style="width:453.6pt;height:.05pt;mso-width-percent:0;mso-height-percent:0;mso-width-percent:0;mso-height-percent:0" o:hralign="center" o:hrstd="t" o:hr="t" fillcolor="#a0a0a0" stroked="f"/>
         </w:pict>
       </w:r>
@@ -31250,7 +31250,7 @@
           <w:kern w:val="0"/>
           <w:lang w:eastAsia="de-DE"/>
         </w:rPr>
-        <w:pict w14:anchorId="50158CF7">
+        <w:pict w14:anchorId="144810A4">
           <v:rect id="_x0000_i1044" alt="" style="width:453.6pt;height:.05pt;mso-width-percent:0;mso-height-percent:0;mso-width-percent:0;mso-height-percent:0" o:hralign="center" o:hrstd="t" o:hr="t" fillcolor="#a0a0a0" stroked="f"/>
         </w:pict>
       </w:r>
@@ -31370,7 +31370,7 @@
           <w:kern w:val="0"/>
           <w:lang w:eastAsia="de-DE"/>
         </w:rPr>
-        <w:pict w14:anchorId="74A860C4">
+        <w:pict w14:anchorId="44FB8B38">
           <v:rect id="_x0000_i1043" alt="" style="width:453.6pt;height:.05pt;mso-width-percent:0;mso-height-percent:0;mso-width-percent:0;mso-height-percent:0" o:hralign="center" o:hrstd="t" o:hr="t" fillcolor="#a0a0a0" stroked="f"/>
         </w:pict>
       </w:r>
@@ -31635,7 +31635,7 @@
         </w:rPr>
       </w:pPr>
       <w:r>
-        <w:pict w14:anchorId="7C06A3B6">
+        <w:pict w14:anchorId="434B8378">
           <v:rect id="Horizontal Line 278" o:spid="_x0000_s1043" alt="" style="width:453.6pt;height:.1pt;visibility:visible;mso-wrap-style:square;mso-width-percent:0;mso-height-percent:0;mso-left-percent:-10001;mso-top-percent:-10001;mso-position-horizontal:absolute;mso-position-horizontal-relative:char;mso-position-vertical:absolute;mso-position-vertical-relative:line;mso-width-percent:0;mso-height-percent:0;mso-left-percent:-10001;mso-top-percent:-10001;v-text-anchor:top" filled="f">
             <o:lock v:ext="edit" rotation="t" aspectratio="t" verticies="t" text="t" shapetype="t"/>
             <w10:anchorlock/>
@@ -31823,7 +31823,7 @@
         </w:rPr>
       </w:pPr>
       <w:r>
-        <w:pict w14:anchorId="1F08C68D">
+        <w:pict w14:anchorId="61AFFBCF">
           <v:rect id="Horizontal Line 279" o:spid="_x0000_s1042" alt="" style="width:453.6pt;height:.1pt;visibility:visible;mso-wrap-style:square;mso-width-percent:0;mso-height-percent:0;mso-left-percent:-10001;mso-top-percent:-10001;mso-position-horizontal:absolute;mso-position-horizontal-relative:char;mso-position-vertical:absolute;mso-position-vertical-relative:line;mso-width-percent:0;mso-height-percent:0;mso-left-percent:-10001;mso-top-percent:-10001;v-text-anchor:top" filled="f">
             <o:lock v:ext="edit" rotation="t" aspectratio="t" verticies="t" text="t" shapetype="t"/>
             <w10:anchorlock/>
@@ -32091,7 +32091,7 @@
         </w:rPr>
       </w:pPr>
       <w:r>
-        <w:pict w14:anchorId="52847153">
+        <w:pict w14:anchorId="27F881F6">
           <v:rect id="Horizontal Line 280" o:spid="_x0000_s1041" alt="" style="width:453.6pt;height:.1pt;visibility:visible;mso-wrap-style:square;mso-width-percent:0;mso-height-percent:0;mso-left-percent:-10001;mso-top-percent:-10001;mso-position-horizontal:absolute;mso-position-horizontal-relative:char;mso-position-vertical:absolute;mso-position-vertical-relative:line;mso-width-percent:0;mso-height-percent:0;mso-left-percent:-10001;mso-top-percent:-10001;v-text-anchor:top" filled="f">
             <o:lock v:ext="edit" rotation="t" aspectratio="t" verticies="t" text="t" shapetype="t"/>
             <w10:anchorlock/>
@@ -32400,7 +32400,7 @@
         </w:rPr>
       </w:pPr>
       <w:r>
-        <w:pict w14:anchorId="2FF6F3BA">
+        <w:pict w14:anchorId="278C4911">
           <v:rect id="Horizontal Line 281" o:spid="_x0000_s1040" alt="" style="width:453.6pt;height:.1pt;visibility:visible;mso-wrap-style:square;mso-width-percent:0;mso-height-percent:0;mso-left-percent:-10001;mso-top-percent:-10001;mso-position-horizontal:absolute;mso-position-horizontal-relative:char;mso-position-vertical:absolute;mso-position-vertical-relative:line;mso-width-percent:0;mso-height-percent:0;mso-left-percent:-10001;mso-top-percent:-10001;v-text-anchor:top" filled="f">
             <o:lock v:ext="edit" rotation="t" aspectratio="t" verticies="t" text="t" shapetype="t"/>
             <w10:anchorlock/>
@@ -32608,7 +32608,7 @@
         </w:rPr>
       </w:pPr>
       <w:r>
-        <w:pict w14:anchorId="1C4C9243">
+        <w:pict w14:anchorId="267289B3">
           <v:rect id="Horizontal Line 282" o:spid="_x0000_s1039" alt="" style="width:453.6pt;height:.1pt;visibility:visible;mso-wrap-style:square;mso-width-percent:0;mso-height-percent:0;mso-left-percent:-10001;mso-top-percent:-10001;mso-position-horizontal:absolute;mso-position-horizontal-relative:char;mso-position-vertical:absolute;mso-position-vertical-relative:line;mso-width-percent:0;mso-height-percent:0;mso-left-percent:-10001;mso-top-percent:-10001;v-text-anchor:top" filled="f">
             <o:lock v:ext="edit" rotation="t" aspectratio="t" verticies="t" text="t" shapetype="t"/>
             <w10:anchorlock/>
@@ -33174,7 +33174,7 @@
         </w:rPr>
       </w:pPr>
       <w:r>
-        <w:pict w14:anchorId="117DACB6">
+        <w:pict w14:anchorId="5110B4E3">
           <v:rect id="Horizontal Line 283" o:spid="_x0000_s1038" alt="" style="width:453.6pt;height:.1pt;visibility:visible;mso-wrap-style:square;mso-width-percent:0;mso-height-percent:0;mso-left-percent:-10001;mso-top-percent:-10001;mso-position-horizontal:absolute;mso-position-horizontal-relative:char;mso-position-vertical:absolute;mso-position-vertical-relative:line;mso-width-percent:0;mso-height-percent:0;mso-left-percent:-10001;mso-top-percent:-10001;v-text-anchor:top" filled="f">
             <o:lock v:ext="edit" rotation="t" aspectratio="t" verticies="t" text="t" shapetype="t"/>
             <w10:anchorlock/>
@@ -33304,7 +33304,7 @@
         </w:rPr>
       </w:pPr>
       <w:r>
-        <w:pict w14:anchorId="2897153D">
+        <w:pict w14:anchorId="68210382">
           <v:rect id="Horizontal Line 284" o:spid="_x0000_s1037" alt="" style="width:453.6pt;height:.1pt;visibility:visible;mso-wrap-style:square;mso-width-percent:0;mso-height-percent:0;mso-left-percent:-10001;mso-top-percent:-10001;mso-position-horizontal:absolute;mso-position-horizontal-relative:char;mso-position-vertical:absolute;mso-position-vertical-relative:line;mso-width-percent:0;mso-height-percent:0;mso-left-percent:-10001;mso-top-percent:-10001;v-text-anchor:top" filled="f">
             <o:lock v:ext="edit" rotation="t" aspectratio="t" verticies="t" text="t" shapetype="t"/>
             <w10:anchorlock/>
@@ -33493,7 +33493,7 @@
         </w:rPr>
       </w:pPr>
       <w:r>
-        <w:pict w14:anchorId="42154B9D">
+        <w:pict w14:anchorId="19F8CC62">
           <v:rect id="Horizontal Line 285" o:spid="_x0000_s1036" alt="" style="width:453.6pt;height:.1pt;visibility:visible;mso-wrap-style:square;mso-width-percent:0;mso-height-percent:0;mso-left-percent:-10001;mso-top-percent:-10001;mso-position-horizontal:absolute;mso-position-horizontal-relative:char;mso-position-vertical:absolute;mso-position-vertical-relative:line;mso-width-percent:0;mso-height-percent:0;mso-left-percent:-10001;mso-top-percent:-10001;v-text-anchor:top" filled="f">
             <o:lock v:ext="edit" rotation="t" aspectratio="t" verticies="t" text="t" shapetype="t"/>
             <w10:anchorlock/>
@@ -33721,7 +33721,7 @@
         </w:rPr>
       </w:pPr>
       <w:r>
-        <w:pict w14:anchorId="6A20CE85">
+        <w:pict w14:anchorId="5410107C">
           <v:rect id="Horizontal Line 286" o:spid="_x0000_s1035" alt="" style="width:453.6pt;height:.1pt;visibility:visible;mso-wrap-style:square;mso-width-percent:0;mso-height-percent:0;mso-left-percent:-10001;mso-top-percent:-10001;mso-position-horizontal:absolute;mso-position-horizontal-relative:char;mso-position-vertical:absolute;mso-position-vertical-relative:line;mso-width-percent:0;mso-height-percent:0;mso-left-percent:-10001;mso-top-percent:-10001;v-text-anchor:top" filled="f">
             <o:lock v:ext="edit" rotation="t" aspectratio="t" verticies="t" text="t" shapetype="t"/>
             <w10:anchorlock/>
@@ -33905,7 +33905,7 @@
         </w:rPr>
       </w:pPr>
       <w:r>
-        <w:pict w14:anchorId="2DB50DC4">
+        <w:pict w14:anchorId="65FB840B">
           <v:rect id="Horizontal Line 287" o:spid="_x0000_s1034" alt="" style="width:453.6pt;height:.1pt;visibility:visible;mso-wrap-style:square;mso-width-percent:0;mso-height-percent:0;mso-left-percent:-10001;mso-top-percent:-10001;mso-position-horizontal:absolute;mso-position-horizontal-relative:char;mso-position-vertical:absolute;mso-position-vertical-relative:line;mso-width-percent:0;mso-height-percent:0;mso-left-percent:-10001;mso-top-percent:-10001;v-text-anchor:top" filled="f">
             <o:lock v:ext="edit" rotation="t" aspectratio="t" verticies="t" text="t" shapetype="t"/>
             <w10:anchorlock/>
@@ -34074,7 +34074,7 @@
         </w:rPr>
       </w:pPr>
       <w:r>
-        <w:pict w14:anchorId="691917FE">
+        <w:pict w14:anchorId="0E4A0B19">
           <v:rect id="Horizontal Line 288" o:spid="_x0000_s1033" alt="" style="width:453.6pt;height:.1pt;visibility:visible;mso-wrap-style:square;mso-width-percent:0;mso-height-percent:0;mso-left-percent:-10001;mso-top-percent:-10001;mso-position-horizontal:absolute;mso-position-horizontal-relative:char;mso-position-vertical:absolute;mso-position-vertical-relative:line;mso-width-percent:0;mso-height-percent:0;mso-left-percent:-10001;mso-top-percent:-10001;v-text-anchor:top" filled="f">
             <o:lock v:ext="edit" rotation="t" aspectratio="t" verticies="t" text="t" shapetype="t"/>
             <w10:anchorlock/>
@@ -34222,7 +34222,7 @@
         </w:rPr>
       </w:pPr>
       <w:r>
-        <w:pict w14:anchorId="142B7275">
+        <w:pict w14:anchorId="455B554E">
           <v:rect id="Horizontal Line 289" o:spid="_x0000_s1032" alt="" style="width:453.6pt;height:.1pt;visibility:visible;mso-wrap-style:square;mso-width-percent:0;mso-height-percent:0;mso-left-percent:-10001;mso-top-percent:-10001;mso-position-horizontal:absolute;mso-position-horizontal-relative:char;mso-position-vertical:absolute;mso-position-vertical-relative:line;mso-width-percent:0;mso-height-percent:0;mso-left-percent:-10001;mso-top-percent:-10001;v-text-anchor:top" filled="f">
             <o:lock v:ext="edit" rotation="t" aspectratio="t" verticies="t" text="t" shapetype="t"/>
             <w10:anchorlock/>
@@ -34390,7 +34390,7 @@
         </w:rPr>
       </w:pPr>
       <w:r>
-        <w:pict w14:anchorId="399AB78D">
+        <w:pict w14:anchorId="5167F878">
           <v:rect id="Horizontal Line 290" o:spid="_x0000_s1031" alt="" style="width:453.6pt;height:.1pt;visibility:visible;mso-wrap-style:square;mso-width-percent:0;mso-height-percent:0;mso-left-percent:-10001;mso-top-percent:-10001;mso-position-horizontal:absolute;mso-position-horizontal-relative:char;mso-position-vertical:absolute;mso-position-vertical-relative:line;mso-width-percent:0;mso-height-percent:0;mso-left-percent:-10001;mso-top-percent:-10001;v-text-anchor:top" filled="f">
             <o:lock v:ext="edit" rotation="t" aspectratio="t" verticies="t" text="t" shapetype="t"/>
             <w10:anchorlock/>
@@ -34703,7 +34703,7 @@
         </w:rPr>
       </w:pPr>
       <w:r>
-        <w:pict w14:anchorId="314495EB">
+        <w:pict w14:anchorId="32A2CA6A">
           <v:rect id="Horizontal Line 291" o:spid="_x0000_s1030" alt="" style="width:453.6pt;height:.1pt;visibility:visible;mso-wrap-style:square;mso-width-percent:0;mso-height-percent:0;mso-left-percent:-10001;mso-top-percent:-10001;mso-position-horizontal:absolute;mso-position-horizontal-relative:char;mso-position-vertical:absolute;mso-position-vertical-relative:line;mso-width-percent:0;mso-height-percent:0;mso-left-percent:-10001;mso-top-percent:-10001;v-text-anchor:top" filled="f">
             <o:lock v:ext="edit" rotation="t" aspectratio="t" verticies="t" text="t" shapetype="t"/>
             <w10:anchorlock/>
@@ -34913,7 +34913,7 @@
         </w:rPr>
       </w:pPr>
       <w:r>
-        <w:pict w14:anchorId="052C6153">
+        <w:pict w14:anchorId="1B8D7FF4">
           <v:rect id="Horizontal Line 292" o:spid="_x0000_s1029" alt="" style="width:453.6pt;height:.1pt;visibility:visible;mso-wrap-style:square;mso-width-percent:0;mso-height-percent:0;mso-left-percent:-10001;mso-top-percent:-10001;mso-position-horizontal:absolute;mso-position-horizontal-relative:char;mso-position-vertical:absolute;mso-position-vertical-relative:line;mso-width-percent:0;mso-height-percent:0;mso-left-percent:-10001;mso-top-percent:-10001;v-text-anchor:top" filled="f">
             <o:lock v:ext="edit" rotation="t" aspectratio="t" verticies="t" text="t" shapetype="t"/>
             <w10:anchorlock/>
@@ -35078,7 +35078,7 @@
         </w:rPr>
       </w:pPr>
       <w:r>
-        <w:pict w14:anchorId="39D28C70">
+        <w:pict w14:anchorId="58E7FFC6">
           <v:rect id="Horizontal Line 293" o:spid="_x0000_s1028" alt="" style="width:453.6pt;height:.1pt;visibility:visible;mso-wrap-style:square;mso-width-percent:0;mso-height-percent:0;mso-left-percent:-10001;mso-top-percent:-10001;mso-position-horizontal:absolute;mso-position-horizontal-relative:char;mso-position-vertical:absolute;mso-position-vertical-relative:line;mso-width-percent:0;mso-height-percent:0;mso-left-percent:-10001;mso-top-percent:-10001;v-text-anchor:top" filled="f">
             <o:lock v:ext="edit" rotation="t" aspectratio="t" verticies="t" text="t" shapetype="t"/>
             <w10:anchorlock/>
@@ -35296,7 +35296,7 @@
         </w:rPr>
       </w:pPr>
       <w:r>
-        <w:pict w14:anchorId="074B45BF">
+        <w:pict w14:anchorId="45E8A14D">
           <v:rect id="Horizontal Line 294" o:spid="_x0000_s1027" alt="" style="width:453.6pt;height:.1pt;visibility:visible;mso-wrap-style:square;mso-width-percent:0;mso-height-percent:0;mso-left-percent:-10001;mso-top-percent:-10001;mso-position-horizontal:absolute;mso-position-horizontal-relative:char;mso-position-vertical:absolute;mso-position-vertical-relative:line;mso-width-percent:0;mso-height-percent:0;mso-left-percent:-10001;mso-top-percent:-10001;v-text-anchor:top" filled="f">
             <o:lock v:ext="edit" rotation="t" aspectratio="t" verticies="t" text="t" shapetype="t"/>
             <w10:anchorlock/>
@@ -35844,7 +35844,7 @@
         </w:rPr>
       </w:pPr>
       <w:r>
-        <w:pict w14:anchorId="6BF8C139">
+        <w:pict w14:anchorId="40C4223D">
           <v:rect id="Horizontal Line 295" o:spid="_x0000_s1026" alt="" style="width:453.6pt;height:.1pt;visibility:visible;mso-wrap-style:square;mso-width-percent:0;mso-height-percent:0;mso-left-percent:-10001;mso-top-percent:-10001;mso-position-horizontal:absolute;mso-position-horizontal-relative:char;mso-position-vertical:absolute;mso-position-vertical-relative:line;mso-width-percent:0;mso-height-percent:0;mso-left-percent:-10001;mso-top-percent:-10001;v-text-anchor:top" filled="f">
             <o:lock v:ext="edit" rotation="t" aspectratio="t" verticies="t" text="t" shapetype="t"/>
             <w10:anchorlock/>
